--- a/so_tay_hr.docx
+++ b/so_tay_hr.docx
@@ -29,9 +29,9 @@
           <w:rFonts w:ascii="Segoe UI" w:cs="Segoe UI" w:eastAsia="Segoe UI" w:hAnsi="Segoe UI"/>
           <w:b/>
           <w:bCs/>
-          <w:color w:val="0A369D"/>
-          <w:sz w:val="36"/>
-          <w:szCs w:val="36"/>
+          <w:color w:val="1E293B"/>
+          <w:sz w:val="34"/>
+          <w:szCs w:val="34"/>
         </w:rPr>
         <w:t xml:space="preserve">SỔ TAY HƯỚNG DẪN DÀNH CHO BỘ PHẬN NHÂN SỰ (HR / C&amp;B)</w:t>
       </w:r>
@@ -46,7 +46,7 @@
           <w:rFonts w:ascii="Segoe UI" w:cs="Segoe UI" w:eastAsia="Segoe UI" w:hAnsi="Segoe UI"/>
           <w:b/>
           <w:bCs/>
-          <w:color w:val="1A56DB"/>
+          <w:color w:val="1E293B"/>
           <w:sz w:val="28"/>
           <w:szCs w:val="28"/>
         </w:rPr>
@@ -81,7 +81,7 @@
           <w:rFonts w:ascii="Segoe UI" w:cs="Segoe UI" w:eastAsia="Segoe UI" w:hAnsi="Segoe UI"/>
           <w:b/>
           <w:bCs/>
-          <w:color w:val="1A56DB"/>
+          <w:color w:val="1E293B"/>
           <w:sz w:val="28"/>
           <w:szCs w:val="28"/>
         </w:rPr>
@@ -178,7 +178,7 @@
           <w:rFonts w:ascii="Segoe UI" w:cs="Segoe UI" w:eastAsia="Segoe UI" w:hAnsi="Segoe UI"/>
           <w:b/>
           <w:bCs/>
-          <w:color w:val="1A56DB"/>
+          <w:color w:val="1E293B"/>
           <w:sz w:val="28"/>
           <w:szCs w:val="28"/>
         </w:rPr>
@@ -195,7 +195,7 @@
           <w:rFonts w:ascii="Segoe UI" w:cs="Segoe UI" w:eastAsia="Segoe UI" w:hAnsi="Segoe UI"/>
           <w:b/>
           <w:bCs/>
-          <w:color w:val="0A369D"/>
+          <w:color w:val="1E293B"/>
           <w:sz w:val="22"/>
           <w:szCs w:val="22"/>
         </w:rPr>
@@ -222,7 +222,7 @@
           <w:rFonts w:ascii="Segoe UI" w:cs="Segoe UI" w:eastAsia="Segoe UI" w:hAnsi="Segoe UI"/>
           <w:b/>
           <w:bCs/>
-          <w:color w:val="0A369D"/>
+          <w:color w:val="1E293B"/>
           <w:sz w:val="22"/>
           <w:szCs w:val="22"/>
         </w:rPr>
@@ -249,7 +249,7 @@
           <w:rFonts w:ascii="Segoe UI" w:cs="Segoe UI" w:eastAsia="Segoe UI" w:hAnsi="Segoe UI"/>
           <w:b/>
           <w:bCs/>
-          <w:color w:val="0A369D"/>
+          <w:color w:val="1E293B"/>
           <w:sz w:val="22"/>
           <w:szCs w:val="22"/>
         </w:rPr>
@@ -276,7 +276,7 @@
           <w:rFonts w:ascii="Segoe UI" w:cs="Segoe UI" w:eastAsia="Segoe UI" w:hAnsi="Segoe UI"/>
           <w:b/>
           <w:bCs/>
-          <w:color w:val="0A369D"/>
+          <w:color w:val="1E293B"/>
           <w:sz w:val="22"/>
           <w:szCs w:val="22"/>
         </w:rPr>
@@ -303,7 +303,7 @@
           <w:rFonts w:ascii="Segoe UI" w:cs="Segoe UI" w:eastAsia="Segoe UI" w:hAnsi="Segoe UI"/>
           <w:b/>
           <w:bCs/>
-          <w:color w:val="0A369D"/>
+          <w:color w:val="1E293B"/>
           <w:sz w:val="22"/>
           <w:szCs w:val="22"/>
         </w:rPr>
@@ -330,7 +330,7 @@
           <w:rFonts w:ascii="Segoe UI" w:cs="Segoe UI" w:eastAsia="Segoe UI" w:hAnsi="Segoe UI"/>
           <w:b/>
           <w:bCs/>
-          <w:color w:val="0A369D"/>
+          <w:color w:val="1E293B"/>
           <w:sz w:val="22"/>
           <w:szCs w:val="22"/>
         </w:rPr>
@@ -357,7 +357,7 @@
           <w:rFonts w:ascii="Segoe UI" w:cs="Segoe UI" w:eastAsia="Segoe UI" w:hAnsi="Segoe UI"/>
           <w:b/>
           <w:bCs/>
-          <w:color w:val="0A369D"/>
+          <w:color w:val="1E293B"/>
           <w:sz w:val="22"/>
           <w:szCs w:val="22"/>
         </w:rPr>
@@ -384,7 +384,7 @@
           <w:rFonts w:ascii="Segoe UI" w:cs="Segoe UI" w:eastAsia="Segoe UI" w:hAnsi="Segoe UI"/>
           <w:b/>
           <w:bCs/>
-          <w:color w:val="0A369D"/>
+          <w:color w:val="1E293B"/>
           <w:sz w:val="22"/>
           <w:szCs w:val="22"/>
         </w:rPr>
@@ -429,9 +429,9 @@
           <w:rFonts w:ascii="Segoe UI" w:cs="Segoe UI" w:eastAsia="Segoe UI" w:hAnsi="Segoe UI"/>
           <w:b/>
           <w:bCs/>
-          <w:color w:val="0A369D"/>
-          <w:sz w:val="36"/>
-          <w:szCs w:val="36"/>
+          <w:color w:val="1E293B"/>
+          <w:sz w:val="34"/>
+          <w:szCs w:val="34"/>
         </w:rPr>
         <w:t xml:space="preserve">1. TỔNG QUAN BẢNG ĐIỀU KHIỂN NHÂN SỰ</w:t>
       </w:r>
@@ -446,7 +446,7 @@
           <wp:inline distT="0" distB="0" distL="0" distR="0">
             <wp:extent cx="5143500" cy="3219450"/>
             <wp:effectExtent t="0" r="0" b="0" l="0"/>
-            <wp:docPr id="7" name="" descr="" title=""/>
+            <wp:docPr id="8" name="" descr="" title=""/>
             <wp:cNvGraphicFramePr>
               <a:graphicFrameLocks xmlns:a="http://schemas.openxmlformats.org/drawingml/2006/main" noChangeAspect="1"/>
             </wp:cNvGraphicFramePr>
@@ -957,9 +957,9 @@
           <w:rFonts w:ascii="Segoe UI" w:cs="Segoe UI" w:eastAsia="Segoe UI" w:hAnsi="Segoe UI"/>
           <w:b/>
           <w:bCs/>
-          <w:color w:val="0A369D"/>
-          <w:sz w:val="36"/>
-          <w:szCs w:val="36"/>
+          <w:color w:val="1E293B"/>
+          <w:sz w:val="34"/>
+          <w:szCs w:val="34"/>
         </w:rPr>
         <w:t xml:space="preserve">2. QUẢN LÝ LƯỢT CHẤM CÔNG HÀNG NGÀY &amp; XỬ LÝ BẤT THƯỜNG</w:t>
       </w:r>
@@ -974,7 +974,7 @@
           <wp:inline distT="0" distB="0" distL="0" distR="0">
             <wp:extent cx="5143500" cy="3219450"/>
             <wp:effectExtent t="0" r="0" b="0" l="0"/>
-            <wp:docPr id="8" name="" descr="" title=""/>
+            <wp:docPr id="9" name="" descr="" title=""/>
             <wp:cNvGraphicFramePr>
               <a:graphicFrameLocks xmlns:a="http://schemas.openxmlformats.org/drawingml/2006/main" noChangeAspect="1"/>
             </wp:cNvGraphicFramePr>
@@ -1037,7 +1037,7 @@
           <w:rFonts w:ascii="Segoe UI" w:cs="Segoe UI" w:eastAsia="Segoe UI" w:hAnsi="Segoe UI"/>
           <w:b/>
           <w:bCs/>
-          <w:color w:val="2B6CB0"/>
+          <w:color w:val="334155"/>
           <w:sz w:val="24"/>
           <w:szCs w:val="24"/>
         </w:rPr>
@@ -1167,7 +1167,7 @@
           <w:szCs w:val="20"/>
           <w:shd w:fill="EDF2F7" w:val="clear"/>
         </w:rPr>
-        <w:t xml:space="preserve"> Lỗi MAC </w:t>
+        <w:t xml:space="preserve"> Máy tính lạ </w:t>
       </w:r>
       <w:r>
         <w:rPr>
@@ -1208,7 +1208,7 @@
           <w:szCs w:val="20"/>
           <w:shd w:fill="EDF2F7" w:val="clear"/>
         </w:rPr>
-        <w:t xml:space="preserve"> Lỗi Wifi </w:t>
+        <w:t xml:space="preserve"> Sai mạng Wifi </w:t>
       </w:r>
       <w:r>
         <w:rPr>
@@ -1249,20 +1249,20 @@
           <w:szCs w:val="20"/>
           <w:shd w:fill="EDF2F7" w:val="clear"/>
         </w:rPr>
-        <w:t xml:space="preserve"> Lỗi Ngoài vùng </w:t>
-      </w:r>
-      <w:r>
-        <w:rPr>
-          <w:rFonts w:ascii="Segoe UI" w:cs="Segoe UI" w:eastAsia="Segoe UI" w:hAnsi="Segoe UI"/>
-          <w:b w:val="false"/>
-          <w:bCs w:val="false"/>
-          <w:i w:val="false"/>
-          <w:iCs w:val="false"/>
-          <w:color w:val="2D3748"/>
-          <w:sz w:val="22"/>
-          <w:szCs w:val="22"/>
-        </w:rPr>
-        <w:t xml:space="preserve">: Vị trí GPS của nhân viên cách cơ sở quá xa bán kính cho phép.</w:t>
+        <w:t xml:space="preserve"> Ngoài khuôn viên </w:t>
+      </w:r>
+      <w:r>
+        <w:rPr>
+          <w:rFonts w:ascii="Segoe UI" w:cs="Segoe UI" w:eastAsia="Segoe UI" w:hAnsi="Segoe UI"/>
+          <w:b w:val="false"/>
+          <w:bCs w:val="false"/>
+          <w:i w:val="false"/>
+          <w:iCs w:val="false"/>
+          <w:color w:val="2D3748"/>
+          <w:sz w:val="22"/>
+          <w:szCs w:val="22"/>
+        </w:rPr>
+        <w:t xml:space="preserve">: Vị trí điện thoại của nhân viên cách cơ sở quá xa khoảng cách cho phép.</w:t>
       </w:r>
     </w:p>
     <w:p>
@@ -1275,7 +1275,7 @@
           <w:rFonts w:ascii="Segoe UI" w:cs="Segoe UI" w:eastAsia="Segoe UI" w:hAnsi="Segoe UI"/>
           <w:b/>
           <w:bCs/>
-          <w:color w:val="2B6CB0"/>
+          <w:color w:val="334155"/>
           <w:sz w:val="24"/>
           <w:szCs w:val="24"/>
         </w:rPr>
@@ -1292,7 +1292,7 @@
           <w:rFonts w:ascii="Segoe UI" w:cs="Segoe UI" w:eastAsia="Segoe UI" w:hAnsi="Segoe UI"/>
           <w:b/>
           <w:bCs/>
-          <w:color w:val="0A369D"/>
+          <w:color w:val="1E293B"/>
           <w:sz w:val="22"/>
           <w:szCs w:val="22"/>
         </w:rPr>
@@ -1322,7 +1322,7 @@
           <w:rFonts w:ascii="Segoe UI" w:cs="Segoe UI" w:eastAsia="Segoe UI" w:hAnsi="Segoe UI"/>
           <w:b/>
           <w:bCs/>
-          <w:color w:val="0A369D"/>
+          <w:color w:val="1E293B"/>
           <w:sz w:val="22"/>
           <w:szCs w:val="22"/>
         </w:rPr>
@@ -1352,7 +1352,7 @@
           <w:rFonts w:ascii="Segoe UI" w:cs="Segoe UI" w:eastAsia="Segoe UI" w:hAnsi="Segoe UI"/>
           <w:b/>
           <w:bCs/>
-          <w:color w:val="0A369D"/>
+          <w:color w:val="1E293B"/>
           <w:sz w:val="22"/>
           <w:szCs w:val="22"/>
         </w:rPr>
@@ -1426,9 +1426,9 @@
           <w:rFonts w:ascii="Segoe UI" w:cs="Segoe UI" w:eastAsia="Segoe UI" w:hAnsi="Segoe UI"/>
           <w:b/>
           <w:bCs/>
-          <w:color w:val="0A369D"/>
-          <w:sz w:val="36"/>
-          <w:szCs w:val="36"/>
+          <w:color w:val="1E293B"/>
+          <w:sz w:val="34"/>
+          <w:szCs w:val="34"/>
         </w:rPr>
         <w:t xml:space="preserve">3. QUẢN LÝ NGHỈ PHÉP: DUYỆT ĐƠN &amp; "DANH SÁCH NGHỈ ĐÃ GHI NHẬN"</w:t>
       </w:r>
@@ -1479,7 +1479,7 @@
           <w:rFonts w:ascii="Segoe UI" w:cs="Segoe UI" w:eastAsia="Segoe UI" w:hAnsi="Segoe UI"/>
           <w:b/>
           <w:bCs/>
-          <w:color w:val="1A56DB"/>
+          <w:color w:val="1E293B"/>
           <w:sz w:val="28"/>
           <w:szCs w:val="28"/>
         </w:rPr>
@@ -1496,7 +1496,7 @@
           <wp:inline distT="0" distB="0" distL="0" distR="0">
             <wp:extent cx="5143500" cy="3219450"/>
             <wp:effectExtent t="0" r="0" b="0" l="0"/>
-            <wp:docPr id="9" name="" descr="" title=""/>
+            <wp:docPr id="10" name="" descr="" title=""/>
             <wp:cNvGraphicFramePr>
               <a:graphicFrameLocks xmlns:a="http://schemas.openxmlformats.org/drawingml/2006/main" noChangeAspect="1"/>
             </wp:cNvGraphicFramePr>
@@ -1734,7 +1734,7 @@
           <w:rFonts w:ascii="Segoe UI" w:cs="Segoe UI" w:eastAsia="Segoe UI" w:hAnsi="Segoe UI"/>
           <w:b/>
           <w:bCs/>
-          <w:color w:val="1A56DB"/>
+          <w:color w:val="1E293B"/>
           <w:sz w:val="28"/>
           <w:szCs w:val="28"/>
         </w:rPr>
@@ -1751,7 +1751,7 @@
           <wp:inline distT="0" distB="0" distL="0" distR="0">
             <wp:extent cx="5143500" cy="3219450"/>
             <wp:effectExtent t="0" r="0" b="0" l="0"/>
-            <wp:docPr id="10" name="" descr="" title=""/>
+            <wp:docPr id="11" name="" descr="" title=""/>
             <wp:cNvGraphicFramePr>
               <a:graphicFrameLocks xmlns:a="http://schemas.openxmlformats.org/drawingml/2006/main" noChangeAspect="1"/>
             </wp:cNvGraphicFramePr>
@@ -1832,7 +1832,7 @@
           <w:rFonts w:ascii="Segoe UI" w:cs="Segoe UI" w:eastAsia="Segoe UI" w:hAnsi="Segoe UI"/>
           <w:b/>
           <w:bCs/>
-          <w:color w:val="0A369D"/>
+          <w:color w:val="1E293B"/>
           <w:sz w:val="22"/>
           <w:szCs w:val="22"/>
         </w:rPr>
@@ -1875,7 +1875,7 @@
           <w:rFonts w:ascii="Segoe UI" w:cs="Segoe UI" w:eastAsia="Segoe UI" w:hAnsi="Segoe UI"/>
           <w:b/>
           <w:bCs/>
-          <w:color w:val="0A369D"/>
+          <w:color w:val="1E293B"/>
           <w:sz w:val="22"/>
           <w:szCs w:val="22"/>
         </w:rPr>
@@ -1918,7 +1918,7 @@
           <w:rFonts w:ascii="Segoe UI" w:cs="Segoe UI" w:eastAsia="Segoe UI" w:hAnsi="Segoe UI"/>
           <w:b/>
           <w:bCs/>
-          <w:color w:val="0A369D"/>
+          <w:color w:val="1E293B"/>
           <w:sz w:val="22"/>
           <w:szCs w:val="22"/>
         </w:rPr>
@@ -2051,9 +2051,9 @@
           <w:rFonts w:ascii="Segoe UI" w:cs="Segoe UI" w:eastAsia="Segoe UI" w:hAnsi="Segoe UI"/>
           <w:b/>
           <w:bCs/>
-          <w:color w:val="0A369D"/>
-          <w:sz w:val="36"/>
-          <w:szCs w:val="36"/>
+          <w:color w:val="1E293B"/>
+          <w:sz w:val="34"/>
+          <w:szCs w:val="34"/>
         </w:rPr>
         <w:t xml:space="preserve">4. QUY TRÌNH TÍNH CÔNG KỲ NÀY 1-CHẠM (ONE-TOUCH WORKFLOW)</w:t>
       </w:r>
@@ -2086,7 +2086,7 @@
           <wp:inline distT="0" distB="0" distL="0" distR="0">
             <wp:extent cx="5143500" cy="3219450"/>
             <wp:effectExtent t="0" r="0" b="0" l="0"/>
-            <wp:docPr id="11" name="" descr="" title=""/>
+            <wp:docPr id="12" name="" descr="" title=""/>
             <wp:cNvGraphicFramePr>
               <a:graphicFrameLocks xmlns:a="http://schemas.openxmlformats.org/drawingml/2006/main" noChangeAspect="1"/>
             </wp:cNvGraphicFramePr>
@@ -2149,7 +2149,7 @@
           <w:rFonts w:ascii="Segoe UI" w:cs="Segoe UI" w:eastAsia="Segoe UI" w:hAnsi="Segoe UI"/>
           <w:b/>
           <w:bCs/>
-          <w:color w:val="2B6CB0"/>
+          <w:color w:val="334155"/>
           <w:sz w:val="24"/>
           <w:szCs w:val="24"/>
         </w:rPr>
@@ -2166,7 +2166,7 @@
           <w:rFonts w:ascii="Segoe UI" w:cs="Segoe UI" w:eastAsia="Segoe UI" w:hAnsi="Segoe UI"/>
           <w:b/>
           <w:bCs/>
-          <w:color w:val="0A369D"/>
+          <w:color w:val="1E293B"/>
           <w:sz w:val="22"/>
           <w:szCs w:val="22"/>
         </w:rPr>
@@ -2222,7 +2222,7 @@
           <w:rFonts w:ascii="Segoe UI" w:cs="Segoe UI" w:eastAsia="Segoe UI" w:hAnsi="Segoe UI"/>
           <w:b/>
           <w:bCs/>
-          <w:color w:val="0A369D"/>
+          <w:color w:val="1E293B"/>
           <w:sz w:val="22"/>
           <w:szCs w:val="22"/>
         </w:rPr>
@@ -2304,7 +2304,7 @@
           <w:rFonts w:ascii="Segoe UI" w:cs="Segoe UI" w:eastAsia="Segoe UI" w:hAnsi="Segoe UI"/>
           <w:b/>
           <w:bCs/>
-          <w:color w:val="0A369D"/>
+          <w:color w:val="1E293B"/>
           <w:sz w:val="22"/>
           <w:szCs w:val="22"/>
         </w:rPr>
@@ -2348,568 +2348,6 @@
           <w:szCs w:val="22"/>
         </w:rPr>
         <w:t xml:space="preserve">.</w:t>
-      </w:r>
-    </w:p>
-    <w:p>
-      <w:pPr>
-        <w:spacing w:after="80" w:before="200"/>
-        <w:jc w:val="center"/>
-      </w:pPr>
-      <w:r>
-        <w:drawing>
-          <wp:inline distT="0" distB="0" distL="0" distR="0">
-            <wp:extent cx="5143500" cy="3219450"/>
-            <wp:effectExtent t="0" r="0" b="0" l="0"/>
-            <wp:docPr id="12" name="" descr="" title=""/>
-            <wp:cNvGraphicFramePr>
-              <a:graphicFrameLocks xmlns:a="http://schemas.openxmlformats.org/drawingml/2006/main" noChangeAspect="1"/>
-            </wp:cNvGraphicFramePr>
-            <a:graphic xmlns:a="http://schemas.openxmlformats.org/drawingml/2006/main">
-              <a:graphicData uri="http://schemas.openxmlformats.org/drawingml/2006/picture">
-                <pic:pic xmlns:pic="http://schemas.openxmlformats.org/drawingml/2006/picture">
-                  <pic:nvPicPr>
-                    <pic:cNvPr id="0" name="" descr=""/>
-                    <pic:cNvPicPr>
-                      <a:picLocks noChangeAspect="1" noChangeArrowheads="1"/>
-                    </pic:cNvPicPr>
-                  </pic:nvPicPr>
-                  <pic:blipFill>
-                    <a:blip r:embed="rId14" cstate="none"/>
-                    <a:srcRect/>
-                    <a:stretch>
-                      <a:fillRect/>
-                    </a:stretch>
-                  </pic:blipFill>
-                  <pic:spPr bwMode="auto">
-                    <a:xfrm>
-                      <a:off x="0" y="0"/>
-                      <a:ext cx="5143500" cy="3219450"/>
-                    </a:xfrm>
-                    <a:prstGeom prst="rect">
-                      <a:avLst/>
-                    </a:prstGeom>
-                  </pic:spPr>
-                </pic:pic>
-              </a:graphicData>
-            </a:graphic>
-          </wp:inline>
-        </w:drawing>
-      </w:r>
-    </w:p>
-    <w:p>
-      <w:pPr>
-        <w:spacing w:after="200" w:before="40"/>
-        <w:jc w:val="center"/>
-      </w:pPr>
-      <w:r>
-        <w:rPr>
-          <w:rFonts w:ascii="Segoe UI" w:cs="Segoe UI" w:eastAsia="Segoe UI" w:hAnsi="Segoe UI"/>
-          <w:i/>
-          <w:iCs/>
-          <w:color w:val="718096"/>
-          <w:sz w:val="18"/>
-          <w:szCs w:val="18"/>
-        </w:rPr>
-        <w:t xml:space="preserve">📸 Hình: Tính công 1-chạm thành công</w:t>
-      </w:r>
-    </w:p>
-    <w:p>
-      <w:pPr>
-        <w:spacing w:after="60" w:before="60"/>
-        <w:ind w:left="400"/>
-      </w:pPr>
-      <w:r>
-        <w:rPr>
-          <w:rFonts w:ascii="Segoe UI" w:cs="Segoe UI" w:eastAsia="Segoe UI" w:hAnsi="Segoe UI"/>
-          <w:b/>
-          <w:bCs/>
-          <w:color w:val="0A369D"/>
-          <w:sz w:val="22"/>
-          <w:szCs w:val="22"/>
-        </w:rPr>
-        <w:t xml:space="preserve">4. </w:t>
-      </w:r>
-      <w:r>
-        <w:rPr>
-          <w:rFonts w:ascii="Segoe UI" w:cs="Segoe UI" w:eastAsia="Segoe UI" w:hAnsi="Segoe UI"/>
-          <w:b/>
-          <w:bCs/>
-          <w:i w:val="false"/>
-          <w:iCs w:val="false"/>
-          <w:color w:val="1A202C"/>
-          <w:sz w:val="22"/>
-          <w:szCs w:val="22"/>
-        </w:rPr>
-        <w:t xml:space="preserve">Hệ thống tự động thực hiện tức thì</w:t>
-      </w:r>
-      <w:r>
-        <w:rPr>
-          <w:rFonts w:ascii="Segoe UI" w:cs="Segoe UI" w:eastAsia="Segoe UI" w:hAnsi="Segoe UI"/>
-          <w:b w:val="false"/>
-          <w:bCs w:val="false"/>
-          <w:i w:val="false"/>
-          <w:iCs w:val="false"/>
-          <w:color w:val="2D3748"/>
-          <w:sz w:val="22"/>
-          <w:szCs w:val="22"/>
-        </w:rPr>
-        <w:t xml:space="preserve">:</w:t>
-      </w:r>
-    </w:p>
-    <w:p>
-      <w:pPr>
-        <w:pStyle w:val="ListParagraph"/>
-        <w:numPr>
-          <w:ilvl w:val="0"/>
-          <w:numId w:val="1"/>
-        </w:numPr>
-        <w:spacing w:after="40" w:before="40"/>
-      </w:pPr>
-      <w:r>
-        <w:rPr>
-          <w:rFonts w:ascii="Segoe UI" w:cs="Segoe UI" w:eastAsia="Segoe UI" w:hAnsi="Segoe UI"/>
-          <w:b w:val="false"/>
-          <w:bCs w:val="false"/>
-          <w:i w:val="false"/>
-          <w:iCs w:val="false"/>
-          <w:color w:val="2D3748"/>
-          <w:sz w:val="22"/>
-          <w:szCs w:val="22"/>
-        </w:rPr>
-        <w:t xml:space="preserve">Tự động gom toàn bộ lượt chấm công hợp lệ từ máy tính và điện thoại của nhân viên.</w:t>
-      </w:r>
-    </w:p>
-    <w:p>
-      <w:pPr>
-        <w:pStyle w:val="ListParagraph"/>
-        <w:numPr>
-          <w:ilvl w:val="0"/>
-          <w:numId w:val="1"/>
-        </w:numPr>
-        <w:spacing w:after="40" w:before="40"/>
-      </w:pPr>
-      <w:r>
-        <w:rPr>
-          <w:rFonts w:ascii="Segoe UI" w:cs="Segoe UI" w:eastAsia="Segoe UI" w:hAnsi="Segoe UI"/>
-          <w:b w:val="false"/>
-          <w:bCs w:val="false"/>
-          <w:i w:val="false"/>
-          <w:iCs w:val="false"/>
-          <w:color w:val="2D3748"/>
-          <w:sz w:val="22"/>
-          <w:szCs w:val="22"/>
-        </w:rPr>
-        <w:t xml:space="preserve">Tự động tích hợp toàn bộ các đơn </w:t>
-      </w:r>
-      <w:r>
-        <w:rPr>
-          <w:rFonts w:ascii="Segoe UI" w:cs="Segoe UI" w:eastAsia="Segoe UI" w:hAnsi="Segoe UI"/>
-          <w:b/>
-          <w:bCs/>
-          <w:i w:val="false"/>
-          <w:iCs w:val="false"/>
-          <w:color w:val="1A202C"/>
-          <w:sz w:val="22"/>
-          <w:szCs w:val="22"/>
-        </w:rPr>
-        <w:t xml:space="preserve">Giải trình bổ sung công</w:t>
-      </w:r>
-      <w:r>
-        <w:rPr>
-          <w:rFonts w:ascii="Segoe UI" w:cs="Segoe UI" w:eastAsia="Segoe UI" w:hAnsi="Segoe UI"/>
-          <w:b w:val="false"/>
-          <w:bCs w:val="false"/>
-          <w:i w:val="false"/>
-          <w:iCs w:val="false"/>
-          <w:color w:val="2D3748"/>
-          <w:sz w:val="22"/>
-          <w:szCs w:val="22"/>
-        </w:rPr>
-        <w:t xml:space="preserve"> đã được duyệt.</w:t>
-      </w:r>
-    </w:p>
-    <w:p>
-      <w:pPr>
-        <w:pStyle w:val="ListParagraph"/>
-        <w:numPr>
-          <w:ilvl w:val="0"/>
-          <w:numId w:val="1"/>
-        </w:numPr>
-        <w:spacing w:after="40" w:before="40"/>
-      </w:pPr>
-      <w:r>
-        <w:rPr>
-          <w:rFonts w:ascii="Segoe UI" w:cs="Segoe UI" w:eastAsia="Segoe UI" w:hAnsi="Segoe UI"/>
-          <w:b w:val="false"/>
-          <w:bCs w:val="false"/>
-          <w:i w:val="false"/>
-          <w:iCs w:val="false"/>
-          <w:color w:val="2D3748"/>
-          <w:sz w:val="22"/>
-          <w:szCs w:val="22"/>
-        </w:rPr>
-        <w:t xml:space="preserve">Tự động khấu trừ và tính ngày nghỉ phép từ </w:t>
-      </w:r>
-      <w:r>
-        <w:rPr>
-          <w:rFonts w:ascii="Segoe UI" w:cs="Segoe UI" w:eastAsia="Segoe UI" w:hAnsi="Segoe UI"/>
-          <w:b/>
-          <w:bCs/>
-          <w:i w:val="false"/>
-          <w:iCs w:val="false"/>
-          <w:color w:val="1A202C"/>
-          <w:sz w:val="22"/>
-          <w:szCs w:val="22"/>
-        </w:rPr>
-        <w:t xml:space="preserve">Đơn nghỉ phép</w:t>
-      </w:r>
-      <w:r>
-        <w:rPr>
-          <w:rFonts w:ascii="Segoe UI" w:cs="Segoe UI" w:eastAsia="Segoe UI" w:hAnsi="Segoe UI"/>
-          <w:b w:val="false"/>
-          <w:bCs w:val="false"/>
-          <w:i w:val="false"/>
-          <w:iCs w:val="false"/>
-          <w:color w:val="2D3748"/>
-          <w:sz w:val="22"/>
-          <w:szCs w:val="22"/>
-        </w:rPr>
-        <w:t xml:space="preserve"> và </w:t>
-      </w:r>
-      <w:r>
-        <w:rPr>
-          <w:rFonts w:ascii="Segoe UI" w:cs="Segoe UI" w:eastAsia="Segoe UI" w:hAnsi="Segoe UI"/>
-          <w:b/>
-          <w:bCs/>
-          <w:i w:val="false"/>
-          <w:iCs w:val="false"/>
-          <w:color w:val="1A202C"/>
-          <w:sz w:val="22"/>
-          <w:szCs w:val="22"/>
-        </w:rPr>
-        <w:t xml:space="preserve">Danh sách nghỉ đã ghi nhận</w:t>
-      </w:r>
-      <w:r>
-        <w:rPr>
-          <w:rFonts w:ascii="Segoe UI" w:cs="Segoe UI" w:eastAsia="Segoe UI" w:hAnsi="Segoe UI"/>
-          <w:b w:val="false"/>
-          <w:bCs w:val="false"/>
-          <w:i w:val="false"/>
-          <w:iCs w:val="false"/>
-          <w:color w:val="2D3748"/>
-          <w:sz w:val="22"/>
-          <w:szCs w:val="22"/>
-        </w:rPr>
-        <w:t xml:space="preserve">.</w:t>
-      </w:r>
-    </w:p>
-    <w:p>
-      <w:pPr>
-        <w:pStyle w:val="ListParagraph"/>
-        <w:numPr>
-          <w:ilvl w:val="0"/>
-          <w:numId w:val="1"/>
-        </w:numPr>
-        <w:spacing w:after="40" w:before="40"/>
-      </w:pPr>
-      <w:r>
-        <w:rPr>
-          <w:rFonts w:ascii="Segoe UI" w:cs="Segoe UI" w:eastAsia="Segoe UI" w:hAnsi="Segoe UI"/>
-          <w:b/>
-          <w:bCs/>
-          <w:i w:val="false"/>
-          <w:iCs w:val="false"/>
-          <w:color w:val="1A202C"/>
-          <w:sz w:val="22"/>
-          <w:szCs w:val="22"/>
-        </w:rPr>
-        <w:t xml:space="preserve">Tự động chuyển thẳng HR sang Bước 3: Bảng Tính Công (Grid)</w:t>
-      </w:r>
-      <w:r>
-        <w:rPr>
-          <w:rFonts w:ascii="Segoe UI" w:cs="Segoe UI" w:eastAsia="Segoe UI" w:hAnsi="Segoe UI"/>
-          <w:b w:val="false"/>
-          <w:bCs w:val="false"/>
-          <w:i w:val="false"/>
-          <w:iCs w:val="false"/>
-          <w:color w:val="2D3748"/>
-          <w:sz w:val="22"/>
-          <w:szCs w:val="22"/>
-        </w:rPr>
-        <w:t xml:space="preserve"> với đầy đủ số liệu hoàn chỉnh! Bạn không cần phải thao tác thủ công qua từng bước rườm rà.</w:t>
-      </w:r>
-    </w:p>
-    <w:p>
-      <w:pPr>
-        <w:spacing w:after="60" w:before="60" w:line="276"/>
-      </w:pPr>
-      <w:r>
-        <w:rPr>
-          <w:rFonts w:ascii="Segoe UI" w:cs="Segoe UI" w:eastAsia="Segoe UI" w:hAnsi="Segoe UI"/>
-          <w:b w:val="false"/>
-          <w:bCs w:val="false"/>
-          <w:i w:val="false"/>
-          <w:iCs w:val="false"/>
-          <w:color w:val="2D3748"/>
-          <w:sz w:val="22"/>
-          <w:szCs w:val="22"/>
-        </w:rPr>
-        <w:t xml:space="preserve">---</w:t>
-      </w:r>
-    </w:p>
-    <w:p>
-      <w:pPr>
-        <w:pStyle w:val="Heading1"/>
-        <w:spacing w:after="200" w:before="400"/>
-      </w:pPr>
-      <w:r>
-        <w:rPr>
-          <w:rFonts w:ascii="Segoe UI" w:cs="Segoe UI" w:eastAsia="Segoe UI" w:hAnsi="Segoe UI"/>
-          <w:b/>
-          <w:bCs/>
-          <w:color w:val="0A369D"/>
-          <w:sz w:val="36"/>
-          <w:szCs w:val="36"/>
-        </w:rPr>
-        <w:t xml:space="preserve">5. NẠP FILE EXCEL CHẤM CÔNG BỔ SUNG (GỘP CHUNG VỚI MÁY QUẸT THẺ)</w:t>
-      </w:r>
-    </w:p>
-    <w:p>
-      <w:pPr>
-        <w:spacing w:after="60" w:before="60" w:line="276"/>
-      </w:pPr>
-      <w:r>
-        <w:rPr>
-          <w:rFonts w:ascii="Segoe UI" w:cs="Segoe UI" w:eastAsia="Segoe UI" w:hAnsi="Segoe UI"/>
-          <w:b w:val="false"/>
-          <w:bCs w:val="false"/>
-          <w:i w:val="false"/>
-          <w:iCs w:val="false"/>
-          <w:color w:val="2D3748"/>
-          <w:sz w:val="22"/>
-          <w:szCs w:val="22"/>
-        </w:rPr>
-        <w:t xml:space="preserve">Nếu cơ sở của bạn vẫn đang dùng song song một máy chấm công vân tay hoặc nhận diện khuôn mặt gắn ở cửa ra vào:</w:t>
-      </w:r>
-    </w:p>
-    <w:p>
-      <w:pPr>
-        <w:spacing w:after="60" w:before="60"/>
-        <w:ind w:left="400"/>
-      </w:pPr>
-      <w:r>
-        <w:rPr>
-          <w:rFonts w:ascii="Segoe UI" w:cs="Segoe UI" w:eastAsia="Segoe UI" w:hAnsi="Segoe UI"/>
-          <w:b/>
-          <w:bCs/>
-          <w:color w:val="0A369D"/>
-          <w:sz w:val="22"/>
-          <w:szCs w:val="22"/>
-        </w:rPr>
-        <w:t xml:space="preserve">1. </w:t>
-      </w:r>
-      <w:r>
-        <w:rPr>
-          <w:rFonts w:ascii="Segoe UI" w:cs="Segoe UI" w:eastAsia="Segoe UI" w:hAnsi="Segoe UI"/>
-          <w:b w:val="false"/>
-          <w:bCs w:val="false"/>
-          <w:i w:val="false"/>
-          <w:iCs w:val="false"/>
-          <w:color w:val="2D3748"/>
-          <w:sz w:val="22"/>
-          <w:szCs w:val="22"/>
-        </w:rPr>
-        <w:t xml:space="preserve">Tại màn hình tính công, bạn nhìn sang ô bên phải: </w:t>
-      </w:r>
-      <w:r>
-        <w:rPr>
-          <w:rFonts w:ascii="Segoe UI" w:cs="Segoe UI" w:eastAsia="Segoe UI" w:hAnsi="Segoe UI"/>
-          <w:b/>
-          <w:bCs/>
-          <w:i w:val="false"/>
-          <w:iCs w:val="false"/>
-          <w:color w:val="1A202C"/>
-          <w:sz w:val="22"/>
-          <w:szCs w:val="22"/>
-        </w:rPr>
-        <w:t xml:space="preserve">"Nạp bổ sung từ file máy chấm công (Tùy chọn)"</w:t>
-      </w:r>
-      <w:r>
-        <w:rPr>
-          <w:rFonts w:ascii="Segoe UI" w:cs="Segoe UI" w:eastAsia="Segoe UI" w:hAnsi="Segoe UI"/>
-          <w:b w:val="false"/>
-          <w:bCs w:val="false"/>
-          <w:i w:val="false"/>
-          <w:iCs w:val="false"/>
-          <w:color w:val="2D3748"/>
-          <w:sz w:val="22"/>
-          <w:szCs w:val="22"/>
-        </w:rPr>
-        <w:t xml:space="preserve">.</w:t>
-      </w:r>
-    </w:p>
-    <w:p>
-      <w:pPr>
-        <w:spacing w:after="60" w:before="60"/>
-        <w:ind w:left="400"/>
-      </w:pPr>
-      <w:r>
-        <w:rPr>
-          <w:rFonts w:ascii="Segoe UI" w:cs="Segoe UI" w:eastAsia="Segoe UI" w:hAnsi="Segoe UI"/>
-          <w:b/>
-          <w:bCs/>
-          <w:color w:val="0A369D"/>
-          <w:sz w:val="22"/>
-          <w:szCs w:val="22"/>
-        </w:rPr>
-        <w:t xml:space="preserve">2. </w:t>
-      </w:r>
-      <w:r>
-        <w:rPr>
-          <w:rFonts w:ascii="Segoe UI" w:cs="Segoe UI" w:eastAsia="Segoe UI" w:hAnsi="Segoe UI"/>
-          <w:b w:val="false"/>
-          <w:bCs w:val="false"/>
-          <w:i w:val="false"/>
-          <w:iCs w:val="false"/>
-          <w:color w:val="2D3748"/>
-          <w:sz w:val="22"/>
-          <w:szCs w:val="22"/>
-        </w:rPr>
-        <w:t xml:space="preserve">Kéo thả file Excel xuất ra từ máy chấm công vân tay vào khung này.</w:t>
-      </w:r>
-    </w:p>
-    <w:p>
-      <w:pPr>
-        <w:spacing w:after="60" w:before="60"/>
-        <w:ind w:left="400"/>
-      </w:pPr>
-      <w:r>
-        <w:rPr>
-          <w:rFonts w:ascii="Segoe UI" w:cs="Segoe UI" w:eastAsia="Segoe UI" w:hAnsi="Segoe UI"/>
-          <w:b/>
-          <w:bCs/>
-          <w:color w:val="0A369D"/>
-          <w:sz w:val="22"/>
-          <w:szCs w:val="22"/>
-        </w:rPr>
-        <w:t xml:space="preserve">3. </w:t>
-      </w:r>
-      <w:r>
-        <w:rPr>
-          <w:rFonts w:ascii="Segoe UI" w:cs="Segoe UI" w:eastAsia="Segoe UI" w:hAnsi="Segoe UI"/>
-          <w:b w:val="false"/>
-          <w:bCs w:val="false"/>
-          <w:i w:val="false"/>
-          <w:iCs w:val="false"/>
-          <w:color w:val="2D3748"/>
-          <w:sz w:val="22"/>
-          <w:szCs w:val="22"/>
-        </w:rPr>
-        <w:t xml:space="preserve">Nhấn </w:t>
-      </w:r>
-      <w:r>
-        <w:rPr>
-          <w:rFonts w:ascii="Segoe UI" w:cs="Segoe UI" w:eastAsia="Segoe UI" w:hAnsi="Segoe UI"/>
-          <w:b/>
-          <w:bCs/>
-          <w:i w:val="false"/>
-          <w:iCs w:val="false"/>
-          <w:color w:val="1A202C"/>
-          <w:sz w:val="22"/>
-          <w:szCs w:val="22"/>
-        </w:rPr>
-        <w:t xml:space="preserve">"Xác nhận Nạp &amp; Gộp dữ liệu"</w:t>
-      </w:r>
-      <w:r>
-        <w:rPr>
-          <w:rFonts w:ascii="Segoe UI" w:cs="Segoe UI" w:eastAsia="Segoe UI" w:hAnsi="Segoe UI"/>
-          <w:b w:val="false"/>
-          <w:bCs w:val="false"/>
-          <w:i w:val="false"/>
-          <w:iCs w:val="false"/>
-          <w:color w:val="2D3748"/>
-          <w:sz w:val="22"/>
-          <w:szCs w:val="22"/>
-        </w:rPr>
-        <w:t xml:space="preserve">.</w:t>
-      </w:r>
-    </w:p>
-    <w:p>
-      <w:pPr>
-        <w:spacing w:after="60" w:before="60"/>
-        <w:ind w:left="400"/>
-      </w:pPr>
-      <w:r>
-        <w:rPr>
-          <w:rFonts w:ascii="Segoe UI" w:cs="Segoe UI" w:eastAsia="Segoe UI" w:hAnsi="Segoe UI"/>
-          <w:b/>
-          <w:bCs/>
-          <w:color w:val="0A369D"/>
-          <w:sz w:val="22"/>
-          <w:szCs w:val="22"/>
-        </w:rPr>
-        <w:t xml:space="preserve">4. </w:t>
-      </w:r>
-      <w:r>
-        <w:rPr>
-          <w:rFonts w:ascii="Segoe UI" w:cs="Segoe UI" w:eastAsia="Segoe UI" w:hAnsi="Segoe UI"/>
-          <w:b/>
-          <w:bCs/>
-          <w:i w:val="false"/>
-          <w:iCs w:val="false"/>
-          <w:color w:val="1A202C"/>
-          <w:sz w:val="22"/>
-          <w:szCs w:val="22"/>
-        </w:rPr>
-        <w:t xml:space="preserve">Cơ chế gộp thông minh</w:t>
-      </w:r>
-      <w:r>
-        <w:rPr>
-          <w:rFonts w:ascii="Segoe UI" w:cs="Segoe UI" w:eastAsia="Segoe UI" w:hAnsi="Segoe UI"/>
-          <w:b w:val="false"/>
-          <w:bCs w:val="false"/>
-          <w:i w:val="false"/>
-          <w:iCs w:val="false"/>
-          <w:color w:val="2D3748"/>
-          <w:sz w:val="22"/>
-          <w:szCs w:val="22"/>
-        </w:rPr>
-        <w:t xml:space="preserve">: Hệ thống sẽ tự động gộp (merge) lượt quẹt vân tay này chung với dữ liệu chấm công từ máy tính và điện thoại của nhân viên. Nhân viên quẹt kênh nào hệ thống cũng đều ghi nhận chuẩn xác.</w:t>
-      </w:r>
-    </w:p>
-    <w:p>
-      <w:pPr>
-        <w:spacing w:after="60" w:before="60" w:line="276"/>
-      </w:pPr>
-      <w:r>
-        <w:rPr>
-          <w:rFonts w:ascii="Segoe UI" w:cs="Segoe UI" w:eastAsia="Segoe UI" w:hAnsi="Segoe UI"/>
-          <w:b w:val="false"/>
-          <w:bCs w:val="false"/>
-          <w:i w:val="false"/>
-          <w:iCs w:val="false"/>
-          <w:color w:val="2D3748"/>
-          <w:sz w:val="22"/>
-          <w:szCs w:val="22"/>
-        </w:rPr>
-        <w:t xml:space="preserve">---</w:t>
-      </w:r>
-    </w:p>
-    <w:p>
-      <w:pPr>
-        <w:pStyle w:val="Heading1"/>
-        <w:spacing w:after="200" w:before="400"/>
-      </w:pPr>
-      <w:r>
-        <w:rPr>
-          <w:rFonts w:ascii="Segoe UI" w:cs="Segoe UI" w:eastAsia="Segoe UI" w:hAnsi="Segoe UI"/>
-          <w:b/>
-          <w:bCs/>
-          <w:color w:val="0A369D"/>
-          <w:sz w:val="36"/>
-          <w:szCs w:val="36"/>
-        </w:rPr>
-        <w:t xml:space="preserve">6. THAO TÁC TRÊN BẢNG TÍNH CÔNG (GRID), BẢO TOÀN GIẢI TRÌNH &amp; NÚT HOÀN TÁC</w:t>
       </w:r>
     </w:p>
     <w:p>
@@ -2972,40 +2410,50 @@
           <w:sz w:val="18"/>
           <w:szCs w:val="18"/>
         </w:rPr>
-        <w:t xml:space="preserve">📸 Hình: Bảng tính công chi tiết</w:t>
-      </w:r>
-    </w:p>
-    <w:p>
-      <w:pPr>
-        <w:pStyle w:val="Heading3"/>
-        <w:spacing w:after="120" w:before="240"/>
-      </w:pPr>
-      <w:r>
-        <w:rPr>
-          <w:rFonts w:ascii="Segoe UI" w:cs="Segoe UI" w:eastAsia="Segoe UI" w:hAnsi="Segoe UI"/>
-          <w:b/>
-          <w:bCs/>
-          <w:color w:val="2B6CB0"/>
-          <w:sz w:val="24"/>
-          <w:szCs w:val="24"/>
-        </w:rPr>
-        <w:t xml:space="preserve">3 Điểm an toàn tuyệt đối khi HR thao tác trên Bảng tính công:</w:t>
-      </w:r>
-    </w:p>
-    <w:p>
-      <w:pPr>
-        <w:spacing w:after="80" w:before="180"/>
-      </w:pPr>
-      <w:r>
-        <w:rPr>
-          <w:rFonts w:ascii="Segoe UI" w:cs="Segoe UI" w:eastAsia="Segoe UI" w:hAnsi="Segoe UI"/>
-          <w:b/>
-          <w:bCs/>
-          <w:color w:val="2D3748"/>
-          <w:sz w:val="22"/>
-          <w:szCs w:val="22"/>
-        </w:rPr>
-        <w:t xml:space="preserve">A. Không bao giờ bị mất Giải trình khi bấm "Tính lại"</w:t>
+        <w:t xml:space="preserve">📸 Hình: Tính công 1-chạm thành công</w:t>
+      </w:r>
+    </w:p>
+    <w:p>
+      <w:pPr>
+        <w:spacing w:after="60" w:before="60"/>
+        <w:ind w:left="400"/>
+      </w:pPr>
+      <w:r>
+        <w:rPr>
+          <w:rFonts w:ascii="Segoe UI" w:cs="Segoe UI" w:eastAsia="Segoe UI" w:hAnsi="Segoe UI"/>
+          <w:b/>
+          <w:bCs/>
+          <w:color w:val="1E293B"/>
+          <w:sz w:val="22"/>
+          <w:szCs w:val="22"/>
+        </w:rPr>
+        <w:t xml:space="preserve">4. </w:t>
+      </w:r>
+      <w:r>
+        <w:rPr>
+          <w:rFonts w:ascii="Segoe UI" w:cs="Segoe UI" w:eastAsia="Segoe UI" w:hAnsi="Segoe UI"/>
+          <w:b/>
+          <w:bCs/>
+          <w:i w:val="false"/>
+          <w:iCs w:val="false"/>
+          <w:color w:val="1A202C"/>
+          <w:sz w:val="22"/>
+          <w:szCs w:val="22"/>
+        </w:rPr>
+        <w:t xml:space="preserve">Hệ thống tự động thực hiện tức thì</w:t>
+      </w:r>
+      <w:r>
+        <w:rPr>
+          <w:rFonts w:ascii="Segoe UI" w:cs="Segoe UI" w:eastAsia="Segoe UI" w:hAnsi="Segoe UI"/>
+          <w:b w:val="false"/>
+          <w:bCs w:val="false"/>
+          <w:i w:val="false"/>
+          <w:iCs w:val="false"/>
+          <w:color w:val="2D3748"/>
+          <w:sz w:val="22"/>
+          <w:szCs w:val="22"/>
+        </w:rPr>
+        <w:t xml:space="preserve">:</w:t>
       </w:r>
     </w:p>
     <w:p>
@@ -3028,7 +2476,7 @@
           <w:sz w:val="22"/>
           <w:szCs w:val="22"/>
         </w:rPr>
-        <w:t xml:space="preserve">Trước đây, nếu HR bấm "Tính toán lại", hệ thống có thể đè mất giờ công giải trình của nhân viên.</w:t>
+        <w:t xml:space="preserve">Tự động gom toàn bộ lượt chấm công hợp lệ từ máy tính và điện thoại của nhân viên.</w:t>
       </w:r>
     </w:p>
     <w:p>
@@ -3051,7 +2499,7 @@
           <w:sz w:val="22"/>
           <w:szCs w:val="22"/>
         </w:rPr>
-        <w:t xml:space="preserve">Nay hệ thống đã có cơ chế </w:t>
+        <w:t xml:space="preserve">Tự động tích hợp toàn bộ các đơn </w:t>
       </w:r>
       <w:r>
         <w:rPr>
@@ -3064,36 +2512,20 @@
           <w:sz w:val="22"/>
           <w:szCs w:val="22"/>
         </w:rPr>
-        <w:t xml:space="preserve">Bảo vệ giải trình (Protected Regularization)</w:t>
-      </w:r>
-      <w:r>
-        <w:rPr>
-          <w:rFonts w:ascii="Segoe UI" w:cs="Segoe UI" w:eastAsia="Segoe UI" w:hAnsi="Segoe UI"/>
-          <w:b w:val="false"/>
-          <w:bCs w:val="false"/>
-          <w:i w:val="false"/>
-          <w:iCs w:val="false"/>
-          <w:color w:val="2D3748"/>
-          <w:sz w:val="22"/>
-          <w:szCs w:val="22"/>
-        </w:rPr>
-        <w:t xml:space="preserve">: Mọi ngày công có giải trình đã duyệt sẽ được giữ nguyên 100%, không bao giờ bị tính lại thành vắng mặt.</w:t>
-      </w:r>
-    </w:p>
-    <w:p>
-      <w:pPr>
-        <w:spacing w:after="80" w:before="180"/>
-      </w:pPr>
-      <w:r>
-        <w:rPr>
-          <w:rFonts w:ascii="Segoe UI" w:cs="Segoe UI" w:eastAsia="Segoe UI" w:hAnsi="Segoe UI"/>
-          <w:b/>
-          <w:bCs/>
-          <w:color w:val="2D3748"/>
-          <w:sz w:val="22"/>
-          <w:szCs w:val="22"/>
-        </w:rPr>
-        <w:t xml:space="preserve">B. Sửa tay trực tiếp vào ô công (Manual Override)</w:t>
+        <w:t xml:space="preserve">Giải trình bổ sung công</w:t>
+      </w:r>
+      <w:r>
+        <w:rPr>
+          <w:rFonts w:ascii="Segoe UI" w:cs="Segoe UI" w:eastAsia="Segoe UI" w:hAnsi="Segoe UI"/>
+          <w:b w:val="false"/>
+          <w:bCs w:val="false"/>
+          <w:i w:val="false"/>
+          <w:iCs w:val="false"/>
+          <w:color w:val="2D3748"/>
+          <w:sz w:val="22"/>
+          <w:szCs w:val="22"/>
+        </w:rPr>
+        <w:t xml:space="preserve"> đã được duyệt.</w:t>
       </w:r>
     </w:p>
     <w:p>
@@ -3116,7 +2548,59 @@
           <w:sz w:val="22"/>
           <w:szCs w:val="22"/>
         </w:rPr>
-        <w:t xml:space="preserve">Khi cần can thiệp đặc cách cho nhân viên nào, HR chỉ cần nhấp đúp chuột vào ô ngày công tương ứng trên bảng.</w:t>
+        <w:t xml:space="preserve">Tự động khấu trừ và tính ngày nghỉ phép từ </w:t>
+      </w:r>
+      <w:r>
+        <w:rPr>
+          <w:rFonts w:ascii="Segoe UI" w:cs="Segoe UI" w:eastAsia="Segoe UI" w:hAnsi="Segoe UI"/>
+          <w:b/>
+          <w:bCs/>
+          <w:i w:val="false"/>
+          <w:iCs w:val="false"/>
+          <w:color w:val="1A202C"/>
+          <w:sz w:val="22"/>
+          <w:szCs w:val="22"/>
+        </w:rPr>
+        <w:t xml:space="preserve">Đơn nghỉ phép</w:t>
+      </w:r>
+      <w:r>
+        <w:rPr>
+          <w:rFonts w:ascii="Segoe UI" w:cs="Segoe UI" w:eastAsia="Segoe UI" w:hAnsi="Segoe UI"/>
+          <w:b w:val="false"/>
+          <w:bCs w:val="false"/>
+          <w:i w:val="false"/>
+          <w:iCs w:val="false"/>
+          <w:color w:val="2D3748"/>
+          <w:sz w:val="22"/>
+          <w:szCs w:val="22"/>
+        </w:rPr>
+        <w:t xml:space="preserve"> và </w:t>
+      </w:r>
+      <w:r>
+        <w:rPr>
+          <w:rFonts w:ascii="Segoe UI" w:cs="Segoe UI" w:eastAsia="Segoe UI" w:hAnsi="Segoe UI"/>
+          <w:b/>
+          <w:bCs/>
+          <w:i w:val="false"/>
+          <w:iCs w:val="false"/>
+          <w:color w:val="1A202C"/>
+          <w:sz w:val="22"/>
+          <w:szCs w:val="22"/>
+        </w:rPr>
+        <w:t xml:space="preserve">Danh sách nghỉ đã ghi nhận</w:t>
+      </w:r>
+      <w:r>
+        <w:rPr>
+          <w:rFonts w:ascii="Segoe UI" w:cs="Segoe UI" w:eastAsia="Segoe UI" w:hAnsi="Segoe UI"/>
+          <w:b w:val="false"/>
+          <w:bCs w:val="false"/>
+          <w:i w:val="false"/>
+          <w:iCs w:val="false"/>
+          <w:color w:val="2D3748"/>
+          <w:sz w:val="22"/>
+          <w:szCs w:val="22"/>
+        </w:rPr>
+        <w:t xml:space="preserve">.</w:t>
       </w:r>
     </w:p>
     <w:p>
@@ -3131,61 +2615,381 @@
       <w:r>
         <w:rPr>
           <w:rFonts w:ascii="Segoe UI" w:cs="Segoe UI" w:eastAsia="Segoe UI" w:hAnsi="Segoe UI"/>
-          <w:b w:val="false"/>
-          <w:bCs w:val="false"/>
-          <w:i w:val="false"/>
-          <w:iCs w:val="false"/>
-          <w:color w:val="2D3748"/>
-          <w:sz w:val="22"/>
-          <w:szCs w:val="22"/>
-        </w:rPr>
-        <w:t xml:space="preserve">Nhập giá trị mới (Ví dụ: sửa từ </w:t>
-      </w:r>
-      <w:r>
-        <w:rPr>
-          <w:rFonts w:ascii="Consolas" w:cs="Consolas" w:eastAsia="Consolas" w:hAnsi="Consolas"/>
-          <w:color w:val="C53030"/>
-          <w:sz w:val="20"/>
-          <w:szCs w:val="20"/>
-          <w:shd w:fill="EDF2F7" w:val="clear"/>
-        </w:rPr>
-        <w:t xml:space="preserve"> 0 </w:t>
-      </w:r>
-      <w:r>
-        <w:rPr>
-          <w:rFonts w:ascii="Segoe UI" w:cs="Segoe UI" w:eastAsia="Segoe UI" w:hAnsi="Segoe UI"/>
-          <w:b w:val="false"/>
-          <w:bCs w:val="false"/>
-          <w:i w:val="false"/>
-          <w:iCs w:val="false"/>
-          <w:color w:val="2D3748"/>
-          <w:sz w:val="22"/>
-          <w:szCs w:val="22"/>
-        </w:rPr>
-        <w:t xml:space="preserve"> thành </w:t>
-      </w:r>
-      <w:r>
-        <w:rPr>
-          <w:rFonts w:ascii="Consolas" w:cs="Consolas" w:eastAsia="Consolas" w:hAnsi="Consolas"/>
-          <w:color w:val="C53030"/>
-          <w:sz w:val="20"/>
-          <w:szCs w:val="20"/>
-          <w:shd w:fill="EDF2F7" w:val="clear"/>
-        </w:rPr>
-        <w:t xml:space="preserve"> 1.0 </w:t>
-      </w:r>
-      <w:r>
-        <w:rPr>
-          <w:rFonts w:ascii="Segoe UI" w:cs="Segoe UI" w:eastAsia="Segoe UI" w:hAnsi="Segoe UI"/>
-          <w:b w:val="false"/>
-          <w:bCs w:val="false"/>
-          <w:i w:val="false"/>
-          <w:iCs w:val="false"/>
-          <w:color w:val="2D3748"/>
-          <w:sz w:val="22"/>
-          <w:szCs w:val="22"/>
-        </w:rPr>
-        <w:t xml:space="preserve"> công) rồi nhấn Enter.</w:t>
+          <w:b/>
+          <w:bCs/>
+          <w:i w:val="false"/>
+          <w:iCs w:val="false"/>
+          <w:color w:val="1A202C"/>
+          <w:sz w:val="22"/>
+          <w:szCs w:val="22"/>
+        </w:rPr>
+        <w:t xml:space="preserve">Tự động chuyển thẳng HR sang Bước 3: Bảng Tính Công (Grid)</w:t>
+      </w:r>
+      <w:r>
+        <w:rPr>
+          <w:rFonts w:ascii="Segoe UI" w:cs="Segoe UI" w:eastAsia="Segoe UI" w:hAnsi="Segoe UI"/>
+          <w:b w:val="false"/>
+          <w:bCs w:val="false"/>
+          <w:i w:val="false"/>
+          <w:iCs w:val="false"/>
+          <w:color w:val="2D3748"/>
+          <w:sz w:val="22"/>
+          <w:szCs w:val="22"/>
+        </w:rPr>
+        <w:t xml:space="preserve"> với đầy đủ số liệu hoàn chỉnh! Bạn không cần phải thao tác thủ công qua từng bước rườm rà.</w:t>
+      </w:r>
+    </w:p>
+    <w:p>
+      <w:pPr>
+        <w:spacing w:after="60" w:before="60" w:line="276"/>
+      </w:pPr>
+      <w:r>
+        <w:rPr>
+          <w:rFonts w:ascii="Segoe UI" w:cs="Segoe UI" w:eastAsia="Segoe UI" w:hAnsi="Segoe UI"/>
+          <w:b w:val="false"/>
+          <w:bCs w:val="false"/>
+          <w:i w:val="false"/>
+          <w:iCs w:val="false"/>
+          <w:color w:val="2D3748"/>
+          <w:sz w:val="22"/>
+          <w:szCs w:val="22"/>
+        </w:rPr>
+        <w:t xml:space="preserve">---</w:t>
+      </w:r>
+    </w:p>
+    <w:p>
+      <w:pPr>
+        <w:pStyle w:val="Heading1"/>
+        <w:spacing w:after="200" w:before="400"/>
+      </w:pPr>
+      <w:r>
+        <w:rPr>
+          <w:rFonts w:ascii="Segoe UI" w:cs="Segoe UI" w:eastAsia="Segoe UI" w:hAnsi="Segoe UI"/>
+          <w:b/>
+          <w:bCs/>
+          <w:color w:val="1E293B"/>
+          <w:sz w:val="34"/>
+          <w:szCs w:val="34"/>
+        </w:rPr>
+        <w:t xml:space="preserve">5. NẠP FILE EXCEL CHẤM CÔNG BỔ SUNG (GỘP CHUNG VỚI MÁY QUẸT THẺ)</w:t>
+      </w:r>
+    </w:p>
+    <w:p>
+      <w:pPr>
+        <w:spacing w:after="60" w:before="60" w:line="276"/>
+      </w:pPr>
+      <w:r>
+        <w:rPr>
+          <w:rFonts w:ascii="Segoe UI" w:cs="Segoe UI" w:eastAsia="Segoe UI" w:hAnsi="Segoe UI"/>
+          <w:b w:val="false"/>
+          <w:bCs w:val="false"/>
+          <w:i w:val="false"/>
+          <w:iCs w:val="false"/>
+          <w:color w:val="2D3748"/>
+          <w:sz w:val="22"/>
+          <w:szCs w:val="22"/>
+        </w:rPr>
+        <w:t xml:space="preserve">Nếu cơ sở của bạn vẫn đang dùng song song một máy chấm công vân tay hoặc nhận diện khuôn mặt gắn ở cửa ra vào:</w:t>
+      </w:r>
+    </w:p>
+    <w:p>
+      <w:pPr>
+        <w:spacing w:after="60" w:before="60"/>
+        <w:ind w:left="400"/>
+      </w:pPr>
+      <w:r>
+        <w:rPr>
+          <w:rFonts w:ascii="Segoe UI" w:cs="Segoe UI" w:eastAsia="Segoe UI" w:hAnsi="Segoe UI"/>
+          <w:b/>
+          <w:bCs/>
+          <w:color w:val="1E293B"/>
+          <w:sz w:val="22"/>
+          <w:szCs w:val="22"/>
+        </w:rPr>
+        <w:t xml:space="preserve">1. </w:t>
+      </w:r>
+      <w:r>
+        <w:rPr>
+          <w:rFonts w:ascii="Segoe UI" w:cs="Segoe UI" w:eastAsia="Segoe UI" w:hAnsi="Segoe UI"/>
+          <w:b w:val="false"/>
+          <w:bCs w:val="false"/>
+          <w:i w:val="false"/>
+          <w:iCs w:val="false"/>
+          <w:color w:val="2D3748"/>
+          <w:sz w:val="22"/>
+          <w:szCs w:val="22"/>
+        </w:rPr>
+        <w:t xml:space="preserve">Tại màn hình tính công, bạn nhìn sang ô bên phải: </w:t>
+      </w:r>
+      <w:r>
+        <w:rPr>
+          <w:rFonts w:ascii="Segoe UI" w:cs="Segoe UI" w:eastAsia="Segoe UI" w:hAnsi="Segoe UI"/>
+          <w:b/>
+          <w:bCs/>
+          <w:i w:val="false"/>
+          <w:iCs w:val="false"/>
+          <w:color w:val="1A202C"/>
+          <w:sz w:val="22"/>
+          <w:szCs w:val="22"/>
+        </w:rPr>
+        <w:t xml:space="preserve">"Nạp bổ sung từ file máy chấm công (Tùy chọn)"</w:t>
+      </w:r>
+      <w:r>
+        <w:rPr>
+          <w:rFonts w:ascii="Segoe UI" w:cs="Segoe UI" w:eastAsia="Segoe UI" w:hAnsi="Segoe UI"/>
+          <w:b w:val="false"/>
+          <w:bCs w:val="false"/>
+          <w:i w:val="false"/>
+          <w:iCs w:val="false"/>
+          <w:color w:val="2D3748"/>
+          <w:sz w:val="22"/>
+          <w:szCs w:val="22"/>
+        </w:rPr>
+        <w:t xml:space="preserve">.</w:t>
+      </w:r>
+    </w:p>
+    <w:p>
+      <w:pPr>
+        <w:spacing w:after="60" w:before="60"/>
+        <w:ind w:left="400"/>
+      </w:pPr>
+      <w:r>
+        <w:rPr>
+          <w:rFonts w:ascii="Segoe UI" w:cs="Segoe UI" w:eastAsia="Segoe UI" w:hAnsi="Segoe UI"/>
+          <w:b/>
+          <w:bCs/>
+          <w:color w:val="1E293B"/>
+          <w:sz w:val="22"/>
+          <w:szCs w:val="22"/>
+        </w:rPr>
+        <w:t xml:space="preserve">2. </w:t>
+      </w:r>
+      <w:r>
+        <w:rPr>
+          <w:rFonts w:ascii="Segoe UI" w:cs="Segoe UI" w:eastAsia="Segoe UI" w:hAnsi="Segoe UI"/>
+          <w:b w:val="false"/>
+          <w:bCs w:val="false"/>
+          <w:i w:val="false"/>
+          <w:iCs w:val="false"/>
+          <w:color w:val="2D3748"/>
+          <w:sz w:val="22"/>
+          <w:szCs w:val="22"/>
+        </w:rPr>
+        <w:t xml:space="preserve">Kéo thả file Excel xuất ra từ máy chấm công vân tay vào khung này.</w:t>
+      </w:r>
+    </w:p>
+    <w:p>
+      <w:pPr>
+        <w:spacing w:after="60" w:before="60"/>
+        <w:ind w:left="400"/>
+      </w:pPr>
+      <w:r>
+        <w:rPr>
+          <w:rFonts w:ascii="Segoe UI" w:cs="Segoe UI" w:eastAsia="Segoe UI" w:hAnsi="Segoe UI"/>
+          <w:b/>
+          <w:bCs/>
+          <w:color w:val="1E293B"/>
+          <w:sz w:val="22"/>
+          <w:szCs w:val="22"/>
+        </w:rPr>
+        <w:t xml:space="preserve">3. </w:t>
+      </w:r>
+      <w:r>
+        <w:rPr>
+          <w:rFonts w:ascii="Segoe UI" w:cs="Segoe UI" w:eastAsia="Segoe UI" w:hAnsi="Segoe UI"/>
+          <w:b w:val="false"/>
+          <w:bCs w:val="false"/>
+          <w:i w:val="false"/>
+          <w:iCs w:val="false"/>
+          <w:color w:val="2D3748"/>
+          <w:sz w:val="22"/>
+          <w:szCs w:val="22"/>
+        </w:rPr>
+        <w:t xml:space="preserve">Nhấn </w:t>
+      </w:r>
+      <w:r>
+        <w:rPr>
+          <w:rFonts w:ascii="Segoe UI" w:cs="Segoe UI" w:eastAsia="Segoe UI" w:hAnsi="Segoe UI"/>
+          <w:b/>
+          <w:bCs/>
+          <w:i w:val="false"/>
+          <w:iCs w:val="false"/>
+          <w:color w:val="1A202C"/>
+          <w:sz w:val="22"/>
+          <w:szCs w:val="22"/>
+        </w:rPr>
+        <w:t xml:space="preserve">"Xác nhận Nạp &amp; Gộp dữ liệu"</w:t>
+      </w:r>
+      <w:r>
+        <w:rPr>
+          <w:rFonts w:ascii="Segoe UI" w:cs="Segoe UI" w:eastAsia="Segoe UI" w:hAnsi="Segoe UI"/>
+          <w:b w:val="false"/>
+          <w:bCs w:val="false"/>
+          <w:i w:val="false"/>
+          <w:iCs w:val="false"/>
+          <w:color w:val="2D3748"/>
+          <w:sz w:val="22"/>
+          <w:szCs w:val="22"/>
+        </w:rPr>
+        <w:t xml:space="preserve">.</w:t>
+      </w:r>
+    </w:p>
+    <w:p>
+      <w:pPr>
+        <w:spacing w:after="60" w:before="60"/>
+        <w:ind w:left="400"/>
+      </w:pPr>
+      <w:r>
+        <w:rPr>
+          <w:rFonts w:ascii="Segoe UI" w:cs="Segoe UI" w:eastAsia="Segoe UI" w:hAnsi="Segoe UI"/>
+          <w:b/>
+          <w:bCs/>
+          <w:color w:val="1E293B"/>
+          <w:sz w:val="22"/>
+          <w:szCs w:val="22"/>
+        </w:rPr>
+        <w:t xml:space="preserve">4. </w:t>
+      </w:r>
+      <w:r>
+        <w:rPr>
+          <w:rFonts w:ascii="Segoe UI" w:cs="Segoe UI" w:eastAsia="Segoe UI" w:hAnsi="Segoe UI"/>
+          <w:b/>
+          <w:bCs/>
+          <w:i w:val="false"/>
+          <w:iCs w:val="false"/>
+          <w:color w:val="1A202C"/>
+          <w:sz w:val="22"/>
+          <w:szCs w:val="22"/>
+        </w:rPr>
+        <w:t xml:space="preserve">Cơ chế gộp thông minh</w:t>
+      </w:r>
+      <w:r>
+        <w:rPr>
+          <w:rFonts w:ascii="Segoe UI" w:cs="Segoe UI" w:eastAsia="Segoe UI" w:hAnsi="Segoe UI"/>
+          <w:b w:val="false"/>
+          <w:bCs w:val="false"/>
+          <w:i w:val="false"/>
+          <w:iCs w:val="false"/>
+          <w:color w:val="2D3748"/>
+          <w:sz w:val="22"/>
+          <w:szCs w:val="22"/>
+        </w:rPr>
+        <w:t xml:space="preserve">: Hệ thống sẽ tự động gộp (merge) lượt quẹt vân tay này chung với dữ liệu chấm công từ máy tính và điện thoại của nhân viên. Nhân viên quẹt kênh nào hệ thống cũng đều ghi nhận chuẩn xác.</w:t>
+      </w:r>
+    </w:p>
+    <w:p>
+      <w:pPr>
+        <w:spacing w:after="60" w:before="60" w:line="276"/>
+      </w:pPr>
+      <w:r>
+        <w:rPr>
+          <w:rFonts w:ascii="Segoe UI" w:cs="Segoe UI" w:eastAsia="Segoe UI" w:hAnsi="Segoe UI"/>
+          <w:b w:val="false"/>
+          <w:bCs w:val="false"/>
+          <w:i w:val="false"/>
+          <w:iCs w:val="false"/>
+          <w:color w:val="2D3748"/>
+          <w:sz w:val="22"/>
+          <w:szCs w:val="22"/>
+        </w:rPr>
+        <w:t xml:space="preserve">---</w:t>
+      </w:r>
+    </w:p>
+    <w:p>
+      <w:pPr>
+        <w:pStyle w:val="Heading1"/>
+        <w:spacing w:after="200" w:before="400"/>
+      </w:pPr>
+      <w:r>
+        <w:rPr>
+          <w:rFonts w:ascii="Segoe UI" w:cs="Segoe UI" w:eastAsia="Segoe UI" w:hAnsi="Segoe UI"/>
+          <w:b/>
+          <w:bCs/>
+          <w:color w:val="1E293B"/>
+          <w:sz w:val="34"/>
+          <w:szCs w:val="34"/>
+        </w:rPr>
+        <w:t xml:space="preserve">6. THAO TÁC TRÊN BẢNG TÍNH CÔNG (GRID), BẢO TOÀN GIẢI TRÌNH &amp; NÚT HOÀN TÁC</w:t>
+      </w:r>
+    </w:p>
+    <w:p>
+      <w:pPr>
+        <w:spacing w:after="80" w:before="200"/>
+        <w:jc w:val="center"/>
+      </w:pPr>
+      <w:r>
+        <w:drawing>
+          <wp:inline distT="0" distB="0" distL="0" distR="0">
+            <wp:extent cx="5143500" cy="3219450"/>
+            <wp:effectExtent t="0" r="0" b="0" l="0"/>
+            <wp:docPr id="14" name="" descr="" title=""/>
+            <wp:cNvGraphicFramePr>
+              <a:graphicFrameLocks xmlns:a="http://schemas.openxmlformats.org/drawingml/2006/main" noChangeAspect="1"/>
+            </wp:cNvGraphicFramePr>
+            <a:graphic xmlns:a="http://schemas.openxmlformats.org/drawingml/2006/main">
+              <a:graphicData uri="http://schemas.openxmlformats.org/drawingml/2006/picture">
+                <pic:pic xmlns:pic="http://schemas.openxmlformats.org/drawingml/2006/picture">
+                  <pic:nvPicPr>
+                    <pic:cNvPr id="0" name="" descr=""/>
+                    <pic:cNvPicPr>
+                      <a:picLocks noChangeAspect="1" noChangeArrowheads="1"/>
+                    </pic:cNvPicPr>
+                  </pic:nvPicPr>
+                  <pic:blipFill>
+                    <a:blip r:embed="rId14" cstate="none"/>
+                    <a:srcRect/>
+                    <a:stretch>
+                      <a:fillRect/>
+                    </a:stretch>
+                  </pic:blipFill>
+                  <pic:spPr bwMode="auto">
+                    <a:xfrm>
+                      <a:off x="0" y="0"/>
+                      <a:ext cx="5143500" cy="3219450"/>
+                    </a:xfrm>
+                    <a:prstGeom prst="rect">
+                      <a:avLst/>
+                    </a:prstGeom>
+                  </pic:spPr>
+                </pic:pic>
+              </a:graphicData>
+            </a:graphic>
+          </wp:inline>
+        </w:drawing>
+      </w:r>
+    </w:p>
+    <w:p>
+      <w:pPr>
+        <w:spacing w:after="200" w:before="40"/>
+        <w:jc w:val="center"/>
+      </w:pPr>
+      <w:r>
+        <w:rPr>
+          <w:rFonts w:ascii="Segoe UI" w:cs="Segoe UI" w:eastAsia="Segoe UI" w:hAnsi="Segoe UI"/>
+          <w:i/>
+          <w:iCs/>
+          <w:color w:val="718096"/>
+          <w:sz w:val="18"/>
+          <w:szCs w:val="18"/>
+        </w:rPr>
+        <w:t xml:space="preserve">📸 Hình: Bảng tính công chi tiết</w:t>
+      </w:r>
+    </w:p>
+    <w:p>
+      <w:pPr>
+        <w:pStyle w:val="Heading3"/>
+        <w:spacing w:after="120" w:before="240"/>
+      </w:pPr>
+      <w:r>
+        <w:rPr>
+          <w:rFonts w:ascii="Segoe UI" w:cs="Segoe UI" w:eastAsia="Segoe UI" w:hAnsi="Segoe UI"/>
+          <w:b/>
+          <w:bCs/>
+          <w:color w:val="334155"/>
+          <w:sz w:val="24"/>
+          <w:szCs w:val="24"/>
+        </w:rPr>
+        <w:t xml:space="preserve">3 Điểm an toàn tuyệt đối khi HR thao tác trên Bảng tính công:</w:t>
       </w:r>
     </w:p>
     <w:p>
@@ -3197,11 +3001,11 @@
           <w:rFonts w:ascii="Segoe UI" w:cs="Segoe UI" w:eastAsia="Segoe UI" w:hAnsi="Segoe UI"/>
           <w:b/>
           <w:bCs/>
-          <w:color w:val="2D3748"/>
-          <w:sz w:val="22"/>
-          <w:szCs w:val="22"/>
-        </w:rPr>
-        <w:t xml:space="preserve">C. Nút "↩️ Hoàn tác" (Undo) cứu cánh khi sửa nhầm</w:t>
+          <w:color w:val="475569"/>
+          <w:sz w:val="22"/>
+          <w:szCs w:val="22"/>
+        </w:rPr>
+        <w:t xml:space="preserve">A. Không bao giờ bị mất Giải trình khi bấm "Tính lại"</w:t>
       </w:r>
     </w:p>
     <w:p>
@@ -3224,7 +3028,7 @@
           <w:sz w:val="22"/>
           <w:szCs w:val="22"/>
         </w:rPr>
-        <w:t xml:space="preserve">Mỗi khi HR sửa tay, hệ thống sẽ tự động tạo một bản sao lưu ngầm (Snapshot).</w:t>
+        <w:t xml:space="preserve">Trước đây, nếu HR bấm "Tính toán lại", hệ thống có thể đè mất giờ công giải trình của nhân viên.</w:t>
       </w:r>
     </w:p>
     <w:p>
@@ -3247,7 +3051,7 @@
           <w:sz w:val="22"/>
           <w:szCs w:val="22"/>
         </w:rPr>
-        <w:t xml:space="preserve">Nếu lỡ tay gõ nhầm điểm số hoặc bấm nhầm nút "Đặt lại về mặc định", HR chỉ cần nhấn nút </w:t>
+        <w:t xml:space="preserve">Nay hệ thống đã có cơ chế </w:t>
       </w:r>
       <w:r>
         <w:rPr>
@@ -3260,20 +3064,36 @@
           <w:sz w:val="22"/>
           <w:szCs w:val="22"/>
         </w:rPr>
-        <w:t xml:space="preserve">"↩️ Hoàn tác"</w:t>
-      </w:r>
-      <w:r>
-        <w:rPr>
-          <w:rFonts w:ascii="Segoe UI" w:cs="Segoe UI" w:eastAsia="Segoe UI" w:hAnsi="Segoe UI"/>
-          <w:b w:val="false"/>
-          <w:bCs w:val="false"/>
-          <w:i w:val="false"/>
-          <w:iCs w:val="false"/>
-          <w:color w:val="2D3748"/>
-          <w:sz w:val="22"/>
-          <w:szCs w:val="22"/>
-        </w:rPr>
-        <w:t xml:space="preserve"> ở góc phải bảng công.</w:t>
+        <w:t xml:space="preserve">Bảo vệ giải trình (Protected Regularization)</w:t>
+      </w:r>
+      <w:r>
+        <w:rPr>
+          <w:rFonts w:ascii="Segoe UI" w:cs="Segoe UI" w:eastAsia="Segoe UI" w:hAnsi="Segoe UI"/>
+          <w:b w:val="false"/>
+          <w:bCs w:val="false"/>
+          <w:i w:val="false"/>
+          <w:iCs w:val="false"/>
+          <w:color w:val="2D3748"/>
+          <w:sz w:val="22"/>
+          <w:szCs w:val="22"/>
+        </w:rPr>
+        <w:t xml:space="preserve">: Mọi ngày công có giải trình đã duyệt sẽ được giữ nguyên 100%, không bao giờ bị tính lại thành vắng mặt.</w:t>
+      </w:r>
+    </w:p>
+    <w:p>
+      <w:pPr>
+        <w:spacing w:after="80" w:before="180"/>
+      </w:pPr>
+      <w:r>
+        <w:rPr>
+          <w:rFonts w:ascii="Segoe UI" w:cs="Segoe UI" w:eastAsia="Segoe UI" w:hAnsi="Segoe UI"/>
+          <w:b/>
+          <w:bCs/>
+          <w:color w:val="475569"/>
+          <w:sz w:val="22"/>
+          <w:szCs w:val="22"/>
+        </w:rPr>
+        <w:t xml:space="preserve">B. Sửa tay trực tiếp vào ô công (Manual Override)</w:t>
       </w:r>
     </w:p>
     <w:p>
@@ -3296,172 +3116,7 @@
           <w:sz w:val="22"/>
           <w:szCs w:val="22"/>
         </w:rPr>
-        <w:t xml:space="preserve">Ngay lập tức, bảng công sẽ khôi phục lại nguyên trạng các số liệu bạn đã sửa trước đó. Bạn không còn phải lo lắng việc mất dữ liệu!</w:t>
-      </w:r>
-    </w:p>
-    <w:p>
-      <w:pPr>
-        <w:spacing w:after="60" w:before="60" w:line="276"/>
-      </w:pPr>
-      <w:r>
-        <w:rPr>
-          <w:rFonts w:ascii="Segoe UI" w:cs="Segoe UI" w:eastAsia="Segoe UI" w:hAnsi="Segoe UI"/>
-          <w:b w:val="false"/>
-          <w:bCs w:val="false"/>
-          <w:i w:val="false"/>
-          <w:iCs w:val="false"/>
-          <w:color w:val="2D3748"/>
-          <w:sz w:val="22"/>
-          <w:szCs w:val="22"/>
-        </w:rPr>
-        <w:t xml:space="preserve">---</w:t>
-      </w:r>
-    </w:p>
-    <w:p>
-      <w:pPr>
-        <w:pStyle w:val="Heading1"/>
-        <w:spacing w:after="200" w:before="400"/>
-      </w:pPr>
-      <w:r>
-        <w:rPr>
-          <w:rFonts w:ascii="Segoe UI" w:cs="Segoe UI" w:eastAsia="Segoe UI" w:hAnsi="Segoe UI"/>
-          <w:b/>
-          <w:bCs/>
-          <w:color w:val="0A369D"/>
-          <w:sz w:val="36"/>
-          <w:szCs w:val="36"/>
-        </w:rPr>
-        <w:t xml:space="preserve">7. CHỐT KỲ CÔNG &amp; XUẤT FILE EXCEL BẢNG LƯƠNG</w:t>
-      </w:r>
-    </w:p>
-    <w:p>
-      <w:pPr>
-        <w:spacing w:after="60" w:before="60" w:line="276"/>
-      </w:pPr>
-      <w:r>
-        <w:rPr>
-          <w:rFonts w:ascii="Segoe UI" w:cs="Segoe UI" w:eastAsia="Segoe UI" w:hAnsi="Segoe UI"/>
-          <w:b w:val="false"/>
-          <w:bCs w:val="false"/>
-          <w:i w:val="false"/>
-          <w:iCs w:val="false"/>
-          <w:color w:val="2D3748"/>
-          <w:sz w:val="22"/>
-          <w:szCs w:val="22"/>
-        </w:rPr>
-        <w:t xml:space="preserve">Sau khi đã rà soát xong bảng công:</w:t>
-      </w:r>
-    </w:p>
-    <w:p>
-      <w:pPr>
-        <w:spacing w:after="60" w:before="60"/>
-        <w:ind w:left="400"/>
-      </w:pPr>
-      <w:r>
-        <w:rPr>
-          <w:rFonts w:ascii="Segoe UI" w:cs="Segoe UI" w:eastAsia="Segoe UI" w:hAnsi="Segoe UI"/>
-          <w:b/>
-          <w:bCs/>
-          <w:color w:val="0A369D"/>
-          <w:sz w:val="22"/>
-          <w:szCs w:val="22"/>
-        </w:rPr>
-        <w:t xml:space="preserve">1. </w:t>
-      </w:r>
-      <w:r>
-        <w:rPr>
-          <w:rFonts w:ascii="Segoe UI" w:cs="Segoe UI" w:eastAsia="Segoe UI" w:hAnsi="Segoe UI"/>
-          <w:b w:val="false"/>
-          <w:bCs w:val="false"/>
-          <w:i w:val="false"/>
-          <w:iCs w:val="false"/>
-          <w:color w:val="2D3748"/>
-          <w:sz w:val="22"/>
-          <w:szCs w:val="22"/>
-        </w:rPr>
-        <w:t xml:space="preserve">Nhấn nút </w:t>
-      </w:r>
-      <w:r>
-        <w:rPr>
-          <w:rFonts w:ascii="Segoe UI" w:cs="Segoe UI" w:eastAsia="Segoe UI" w:hAnsi="Segoe UI"/>
-          <w:b/>
-          <w:bCs/>
-          <w:i w:val="false"/>
-          <w:iCs w:val="false"/>
-          <w:color w:val="1A202C"/>
-          <w:sz w:val="22"/>
-          <w:szCs w:val="22"/>
-        </w:rPr>
-        <w:t xml:space="preserve">"Bước tiếp theo: Xuất file &amp; Chốt kỳ"</w:t>
-      </w:r>
-      <w:r>
-        <w:rPr>
-          <w:rFonts w:ascii="Segoe UI" w:cs="Segoe UI" w:eastAsia="Segoe UI" w:hAnsi="Segoe UI"/>
-          <w:b w:val="false"/>
-          <w:bCs w:val="false"/>
-          <w:i w:val="false"/>
-          <w:iCs w:val="false"/>
-          <w:color w:val="2D3748"/>
-          <w:sz w:val="22"/>
-          <w:szCs w:val="22"/>
-        </w:rPr>
-        <w:t xml:space="preserve"> (hoặc chọn Bước 4).</w:t>
-      </w:r>
-    </w:p>
-    <w:p>
-      <w:pPr>
-        <w:spacing w:after="60" w:before="60"/>
-        <w:ind w:left="400"/>
-      </w:pPr>
-      <w:r>
-        <w:rPr>
-          <w:rFonts w:ascii="Segoe UI" w:cs="Segoe UI" w:eastAsia="Segoe UI" w:hAnsi="Segoe UI"/>
-          <w:b/>
-          <w:bCs/>
-          <w:color w:val="0A369D"/>
-          <w:sz w:val="22"/>
-          <w:szCs w:val="22"/>
-        </w:rPr>
-        <w:t xml:space="preserve">2. </w:t>
-      </w:r>
-      <w:r>
-        <w:rPr>
-          <w:rFonts w:ascii="Segoe UI" w:cs="Segoe UI" w:eastAsia="Segoe UI" w:hAnsi="Segoe UI"/>
-          <w:b w:val="false"/>
-          <w:bCs w:val="false"/>
-          <w:i w:val="false"/>
-          <w:iCs w:val="false"/>
-          <w:color w:val="2D3748"/>
-          <w:sz w:val="22"/>
-          <w:szCs w:val="22"/>
-        </w:rPr>
-        <w:t xml:space="preserve">Nhấn nút </w:t>
-      </w:r>
-      <w:r>
-        <w:rPr>
-          <w:rFonts w:ascii="Segoe UI" w:cs="Segoe UI" w:eastAsia="Segoe UI" w:hAnsi="Segoe UI"/>
-          <w:b/>
-          <w:bCs/>
-          <w:i w:val="false"/>
-          <w:iCs w:val="false"/>
-          <w:color w:val="1A202C"/>
-          <w:sz w:val="22"/>
-          <w:szCs w:val="22"/>
-        </w:rPr>
-        <w:t xml:space="preserve">"Xuất file Excel Bảng công"</w:t>
-      </w:r>
-      <w:r>
-        <w:rPr>
-          <w:rFonts w:ascii="Segoe UI" w:cs="Segoe UI" w:eastAsia="Segoe UI" w:hAnsi="Segoe UI"/>
-          <w:b w:val="false"/>
-          <w:bCs w:val="false"/>
-          <w:i w:val="false"/>
-          <w:iCs w:val="false"/>
-          <w:color w:val="2D3748"/>
-          <w:sz w:val="22"/>
-          <w:szCs w:val="22"/>
-        </w:rPr>
-        <w:t xml:space="preserve">:</w:t>
+        <w:t xml:space="preserve">Khi cần can thiệp đặc cách cho nhân viên nào, HR chỉ cần nhấp đúp chuột vào ô ngày công tương ứng trên bảng.</w:t>
       </w:r>
     </w:p>
     <w:p>
@@ -3484,63 +3139,69 @@
           <w:sz w:val="22"/>
           <w:szCs w:val="22"/>
         </w:rPr>
-        <w:t xml:space="preserve">File Excel tải về máy tính được định dạng chuẩn hóa theo mẫu bảng lương Superbrain (đầy đủ các cột: Số ngày làm việc, Ngày nghỉ lễ, Phép năm, Số giờ trễ/sớm, Tổng công hưởng lương).</w:t>
-      </w:r>
-    </w:p>
-    <w:p>
-      <w:pPr>
-        <w:spacing w:after="60" w:before="60"/>
-        <w:ind w:left="400"/>
-      </w:pPr>
-      <w:r>
-        <w:rPr>
-          <w:rFonts w:ascii="Segoe UI" w:cs="Segoe UI" w:eastAsia="Segoe UI" w:hAnsi="Segoe UI"/>
-          <w:b/>
-          <w:bCs/>
-          <w:color w:val="0A369D"/>
-          <w:sz w:val="22"/>
-          <w:szCs w:val="22"/>
-        </w:rPr>
-        <w:t xml:space="preserve">3. </w:t>
-      </w:r>
-      <w:r>
-        <w:rPr>
-          <w:rFonts w:ascii="Segoe UI" w:cs="Segoe UI" w:eastAsia="Segoe UI" w:hAnsi="Segoe UI"/>
-          <w:b w:val="false"/>
-          <w:bCs w:val="false"/>
-          <w:i w:val="false"/>
-          <w:iCs w:val="false"/>
-          <w:color w:val="2D3748"/>
-          <w:sz w:val="22"/>
-          <w:szCs w:val="22"/>
-        </w:rPr>
-        <w:t xml:space="preserve">Nhấn nút </w:t>
-      </w:r>
-      <w:r>
-        <w:rPr>
-          <w:rFonts w:ascii="Segoe UI" w:cs="Segoe UI" w:eastAsia="Segoe UI" w:hAnsi="Segoe UI"/>
-          <w:b/>
-          <w:bCs/>
-          <w:i w:val="false"/>
-          <w:iCs w:val="false"/>
-          <w:color w:val="1A202C"/>
-          <w:sz w:val="22"/>
-          <w:szCs w:val="22"/>
-        </w:rPr>
-        <w:t xml:space="preserve">"Chốt kỳ công (Lock Period)"</w:t>
-      </w:r>
-      <w:r>
-        <w:rPr>
-          <w:rFonts w:ascii="Segoe UI" w:cs="Segoe UI" w:eastAsia="Segoe UI" w:hAnsi="Segoe UI"/>
-          <w:b w:val="false"/>
-          <w:bCs w:val="false"/>
-          <w:i w:val="false"/>
-          <w:iCs w:val="false"/>
-          <w:color w:val="2D3748"/>
-          <w:sz w:val="22"/>
-          <w:szCs w:val="22"/>
-        </w:rPr>
-        <w:t xml:space="preserve">:</w:t>
+        <w:t xml:space="preserve">Nhập giá trị mới (Ví dụ: sửa từ </w:t>
+      </w:r>
+      <w:r>
+        <w:rPr>
+          <w:rFonts w:ascii="Consolas" w:cs="Consolas" w:eastAsia="Consolas" w:hAnsi="Consolas"/>
+          <w:color w:val="C53030"/>
+          <w:sz w:val="20"/>
+          <w:szCs w:val="20"/>
+          <w:shd w:fill="EDF2F7" w:val="clear"/>
+        </w:rPr>
+        <w:t xml:space="preserve"> 0 </w:t>
+      </w:r>
+      <w:r>
+        <w:rPr>
+          <w:rFonts w:ascii="Segoe UI" w:cs="Segoe UI" w:eastAsia="Segoe UI" w:hAnsi="Segoe UI"/>
+          <w:b w:val="false"/>
+          <w:bCs w:val="false"/>
+          <w:i w:val="false"/>
+          <w:iCs w:val="false"/>
+          <w:color w:val="2D3748"/>
+          <w:sz w:val="22"/>
+          <w:szCs w:val="22"/>
+        </w:rPr>
+        <w:t xml:space="preserve"> thành </w:t>
+      </w:r>
+      <w:r>
+        <w:rPr>
+          <w:rFonts w:ascii="Consolas" w:cs="Consolas" w:eastAsia="Consolas" w:hAnsi="Consolas"/>
+          <w:color w:val="C53030"/>
+          <w:sz w:val="20"/>
+          <w:szCs w:val="20"/>
+          <w:shd w:fill="EDF2F7" w:val="clear"/>
+        </w:rPr>
+        <w:t xml:space="preserve"> 1.0 </w:t>
+      </w:r>
+      <w:r>
+        <w:rPr>
+          <w:rFonts w:ascii="Segoe UI" w:cs="Segoe UI" w:eastAsia="Segoe UI" w:hAnsi="Segoe UI"/>
+          <w:b w:val="false"/>
+          <w:bCs w:val="false"/>
+          <w:i w:val="false"/>
+          <w:iCs w:val="false"/>
+          <w:color w:val="2D3748"/>
+          <w:sz w:val="22"/>
+          <w:szCs w:val="22"/>
+        </w:rPr>
+        <w:t xml:space="preserve"> công) rồi nhấn Enter.</w:t>
+      </w:r>
+    </w:p>
+    <w:p>
+      <w:pPr>
+        <w:spacing w:after="80" w:before="180"/>
+      </w:pPr>
+      <w:r>
+        <w:rPr>
+          <w:rFonts w:ascii="Segoe UI" w:cs="Segoe UI" w:eastAsia="Segoe UI" w:hAnsi="Segoe UI"/>
+          <w:b/>
+          <w:bCs/>
+          <w:color w:val="475569"/>
+          <w:sz w:val="22"/>
+          <w:szCs w:val="22"/>
+        </w:rPr>
+        <w:t xml:space="preserve">C. Nút "↩️ Hoàn tác" (Undo) cứu cánh khi sửa nhầm</w:t>
       </w:r>
     </w:p>
     <w:p>
@@ -3563,7 +3224,7 @@
           <w:sz w:val="22"/>
           <w:szCs w:val="22"/>
         </w:rPr>
-        <w:t xml:space="preserve">Kỳ công sẽ chuyển sang trạng thái đóng băng an toàn (Chỉ đọc).</w:t>
+        <w:t xml:space="preserve">Mỗi khi HR sửa tay, hệ thống sẽ tự động tạo một bản sao lưu ngầm (Snapshot).</w:t>
       </w:r>
     </w:p>
     <w:p>
@@ -3586,7 +3247,56 @@
           <w:sz w:val="22"/>
           <w:szCs w:val="22"/>
         </w:rPr>
-        <w:t xml:space="preserve">Ngăn ngừa việc sửa nhầm số liệu sau khi đã gửi sang kế toán tính lương.</w:t>
+        <w:t xml:space="preserve">Nếu lỡ tay gõ nhầm điểm số hoặc bấm nhầm nút "Đặt lại về mặc định", HR chỉ cần nhấn nút </w:t>
+      </w:r>
+      <w:r>
+        <w:rPr>
+          <w:rFonts w:ascii="Segoe UI" w:cs="Segoe UI" w:eastAsia="Segoe UI" w:hAnsi="Segoe UI"/>
+          <w:b/>
+          <w:bCs/>
+          <w:i w:val="false"/>
+          <w:iCs w:val="false"/>
+          <w:color w:val="1A202C"/>
+          <w:sz w:val="22"/>
+          <w:szCs w:val="22"/>
+        </w:rPr>
+        <w:t xml:space="preserve">"↩️ Hoàn tác"</w:t>
+      </w:r>
+      <w:r>
+        <w:rPr>
+          <w:rFonts w:ascii="Segoe UI" w:cs="Segoe UI" w:eastAsia="Segoe UI" w:hAnsi="Segoe UI"/>
+          <w:b w:val="false"/>
+          <w:bCs w:val="false"/>
+          <w:i w:val="false"/>
+          <w:iCs w:val="false"/>
+          <w:color w:val="2D3748"/>
+          <w:sz w:val="22"/>
+          <w:szCs w:val="22"/>
+        </w:rPr>
+        <w:t xml:space="preserve"> ở góc phải bảng công.</w:t>
+      </w:r>
+    </w:p>
+    <w:p>
+      <w:pPr>
+        <w:pStyle w:val="ListParagraph"/>
+        <w:numPr>
+          <w:ilvl w:val="0"/>
+          <w:numId w:val="1"/>
+        </w:numPr>
+        <w:spacing w:after="40" w:before="40"/>
+      </w:pPr>
+      <w:r>
+        <w:rPr>
+          <w:rFonts w:ascii="Segoe UI" w:cs="Segoe UI" w:eastAsia="Segoe UI" w:hAnsi="Segoe UI"/>
+          <w:b w:val="false"/>
+          <w:bCs w:val="false"/>
+          <w:i w:val="false"/>
+          <w:iCs w:val="false"/>
+          <w:color w:val="2D3748"/>
+          <w:sz w:val="22"/>
+          <w:szCs w:val="22"/>
+        </w:rPr>
+        <w:t xml:space="preserve">Ngay lập tức, bảng công sẽ khôi phục lại nguyên trạng các số liệu bạn đã sửa trước đó. Bạn không còn phải lo lắng việc mất dữ liệu!</w:t>
       </w:r>
     </w:p>
     <w:p>
@@ -3617,9 +3327,299 @@
           <w:rFonts w:ascii="Segoe UI" w:cs="Segoe UI" w:eastAsia="Segoe UI" w:hAnsi="Segoe UI"/>
           <w:b/>
           <w:bCs/>
-          <w:color w:val="0A369D"/>
-          <w:sz w:val="36"/>
-          <w:szCs w:val="36"/>
+          <w:color w:val="1E293B"/>
+          <w:sz w:val="34"/>
+          <w:szCs w:val="34"/>
+        </w:rPr>
+        <w:t xml:space="preserve">7. CHỐT KỲ CÔNG &amp; XUẤT FILE EXCEL BẢNG LƯƠNG</w:t>
+      </w:r>
+    </w:p>
+    <w:p>
+      <w:pPr>
+        <w:spacing w:after="60" w:before="60" w:line="276"/>
+      </w:pPr>
+      <w:r>
+        <w:rPr>
+          <w:rFonts w:ascii="Segoe UI" w:cs="Segoe UI" w:eastAsia="Segoe UI" w:hAnsi="Segoe UI"/>
+          <w:b w:val="false"/>
+          <w:bCs w:val="false"/>
+          <w:i w:val="false"/>
+          <w:iCs w:val="false"/>
+          <w:color w:val="2D3748"/>
+          <w:sz w:val="22"/>
+          <w:szCs w:val="22"/>
+        </w:rPr>
+        <w:t xml:space="preserve">Sau khi đã rà soát xong bảng công:</w:t>
+      </w:r>
+    </w:p>
+    <w:p>
+      <w:pPr>
+        <w:spacing w:after="60" w:before="60"/>
+        <w:ind w:left="400"/>
+      </w:pPr>
+      <w:r>
+        <w:rPr>
+          <w:rFonts w:ascii="Segoe UI" w:cs="Segoe UI" w:eastAsia="Segoe UI" w:hAnsi="Segoe UI"/>
+          <w:b/>
+          <w:bCs/>
+          <w:color w:val="1E293B"/>
+          <w:sz w:val="22"/>
+          <w:szCs w:val="22"/>
+        </w:rPr>
+        <w:t xml:space="preserve">1. </w:t>
+      </w:r>
+      <w:r>
+        <w:rPr>
+          <w:rFonts w:ascii="Segoe UI" w:cs="Segoe UI" w:eastAsia="Segoe UI" w:hAnsi="Segoe UI"/>
+          <w:b w:val="false"/>
+          <w:bCs w:val="false"/>
+          <w:i w:val="false"/>
+          <w:iCs w:val="false"/>
+          <w:color w:val="2D3748"/>
+          <w:sz w:val="22"/>
+          <w:szCs w:val="22"/>
+        </w:rPr>
+        <w:t xml:space="preserve">Nhấn nút </w:t>
+      </w:r>
+      <w:r>
+        <w:rPr>
+          <w:rFonts w:ascii="Segoe UI" w:cs="Segoe UI" w:eastAsia="Segoe UI" w:hAnsi="Segoe UI"/>
+          <w:b/>
+          <w:bCs/>
+          <w:i w:val="false"/>
+          <w:iCs w:val="false"/>
+          <w:color w:val="1A202C"/>
+          <w:sz w:val="22"/>
+          <w:szCs w:val="22"/>
+        </w:rPr>
+        <w:t xml:space="preserve">"Bước tiếp theo: Xuất file &amp; Chốt kỳ"</w:t>
+      </w:r>
+      <w:r>
+        <w:rPr>
+          <w:rFonts w:ascii="Segoe UI" w:cs="Segoe UI" w:eastAsia="Segoe UI" w:hAnsi="Segoe UI"/>
+          <w:b w:val="false"/>
+          <w:bCs w:val="false"/>
+          <w:i w:val="false"/>
+          <w:iCs w:val="false"/>
+          <w:color w:val="2D3748"/>
+          <w:sz w:val="22"/>
+          <w:szCs w:val="22"/>
+        </w:rPr>
+        <w:t xml:space="preserve"> (hoặc chọn Bước 4).</w:t>
+      </w:r>
+    </w:p>
+    <w:p>
+      <w:pPr>
+        <w:spacing w:after="60" w:before="60"/>
+        <w:ind w:left="400"/>
+      </w:pPr>
+      <w:r>
+        <w:rPr>
+          <w:rFonts w:ascii="Segoe UI" w:cs="Segoe UI" w:eastAsia="Segoe UI" w:hAnsi="Segoe UI"/>
+          <w:b/>
+          <w:bCs/>
+          <w:color w:val="1E293B"/>
+          <w:sz w:val="22"/>
+          <w:szCs w:val="22"/>
+        </w:rPr>
+        <w:t xml:space="preserve">2. </w:t>
+      </w:r>
+      <w:r>
+        <w:rPr>
+          <w:rFonts w:ascii="Segoe UI" w:cs="Segoe UI" w:eastAsia="Segoe UI" w:hAnsi="Segoe UI"/>
+          <w:b w:val="false"/>
+          <w:bCs w:val="false"/>
+          <w:i w:val="false"/>
+          <w:iCs w:val="false"/>
+          <w:color w:val="2D3748"/>
+          <w:sz w:val="22"/>
+          <w:szCs w:val="22"/>
+        </w:rPr>
+        <w:t xml:space="preserve">Nhấn nút </w:t>
+      </w:r>
+      <w:r>
+        <w:rPr>
+          <w:rFonts w:ascii="Segoe UI" w:cs="Segoe UI" w:eastAsia="Segoe UI" w:hAnsi="Segoe UI"/>
+          <w:b/>
+          <w:bCs/>
+          <w:i w:val="false"/>
+          <w:iCs w:val="false"/>
+          <w:color w:val="1A202C"/>
+          <w:sz w:val="22"/>
+          <w:szCs w:val="22"/>
+        </w:rPr>
+        <w:t xml:space="preserve">"Xuất file Excel Bảng công"</w:t>
+      </w:r>
+      <w:r>
+        <w:rPr>
+          <w:rFonts w:ascii="Segoe UI" w:cs="Segoe UI" w:eastAsia="Segoe UI" w:hAnsi="Segoe UI"/>
+          <w:b w:val="false"/>
+          <w:bCs w:val="false"/>
+          <w:i w:val="false"/>
+          <w:iCs w:val="false"/>
+          <w:color w:val="2D3748"/>
+          <w:sz w:val="22"/>
+          <w:szCs w:val="22"/>
+        </w:rPr>
+        <w:t xml:space="preserve">:</w:t>
+      </w:r>
+    </w:p>
+    <w:p>
+      <w:pPr>
+        <w:pStyle w:val="ListParagraph"/>
+        <w:numPr>
+          <w:ilvl w:val="0"/>
+          <w:numId w:val="1"/>
+        </w:numPr>
+        <w:spacing w:after="40" w:before="40"/>
+      </w:pPr>
+      <w:r>
+        <w:rPr>
+          <w:rFonts w:ascii="Segoe UI" w:cs="Segoe UI" w:eastAsia="Segoe UI" w:hAnsi="Segoe UI"/>
+          <w:b w:val="false"/>
+          <w:bCs w:val="false"/>
+          <w:i w:val="false"/>
+          <w:iCs w:val="false"/>
+          <w:color w:val="2D3748"/>
+          <w:sz w:val="22"/>
+          <w:szCs w:val="22"/>
+        </w:rPr>
+        <w:t xml:space="preserve">File Excel tải về máy tính được định dạng chuẩn hóa theo mẫu bảng lương Superbrain (đầy đủ các cột: Số ngày làm việc, Ngày nghỉ lễ, Phép năm, Số giờ trễ/sớm, Tổng công hưởng lương).</w:t>
+      </w:r>
+    </w:p>
+    <w:p>
+      <w:pPr>
+        <w:spacing w:after="60" w:before="60"/>
+        <w:ind w:left="400"/>
+      </w:pPr>
+      <w:r>
+        <w:rPr>
+          <w:rFonts w:ascii="Segoe UI" w:cs="Segoe UI" w:eastAsia="Segoe UI" w:hAnsi="Segoe UI"/>
+          <w:b/>
+          <w:bCs/>
+          <w:color w:val="1E293B"/>
+          <w:sz w:val="22"/>
+          <w:szCs w:val="22"/>
+        </w:rPr>
+        <w:t xml:space="preserve">3. </w:t>
+      </w:r>
+      <w:r>
+        <w:rPr>
+          <w:rFonts w:ascii="Segoe UI" w:cs="Segoe UI" w:eastAsia="Segoe UI" w:hAnsi="Segoe UI"/>
+          <w:b w:val="false"/>
+          <w:bCs w:val="false"/>
+          <w:i w:val="false"/>
+          <w:iCs w:val="false"/>
+          <w:color w:val="2D3748"/>
+          <w:sz w:val="22"/>
+          <w:szCs w:val="22"/>
+        </w:rPr>
+        <w:t xml:space="preserve">Nhấn nút </w:t>
+      </w:r>
+      <w:r>
+        <w:rPr>
+          <w:rFonts w:ascii="Segoe UI" w:cs="Segoe UI" w:eastAsia="Segoe UI" w:hAnsi="Segoe UI"/>
+          <w:b/>
+          <w:bCs/>
+          <w:i w:val="false"/>
+          <w:iCs w:val="false"/>
+          <w:color w:val="1A202C"/>
+          <w:sz w:val="22"/>
+          <w:szCs w:val="22"/>
+        </w:rPr>
+        <w:t xml:space="preserve">"Chốt kỳ công (Lock Period)"</w:t>
+      </w:r>
+      <w:r>
+        <w:rPr>
+          <w:rFonts w:ascii="Segoe UI" w:cs="Segoe UI" w:eastAsia="Segoe UI" w:hAnsi="Segoe UI"/>
+          <w:b w:val="false"/>
+          <w:bCs w:val="false"/>
+          <w:i w:val="false"/>
+          <w:iCs w:val="false"/>
+          <w:color w:val="2D3748"/>
+          <w:sz w:val="22"/>
+          <w:szCs w:val="22"/>
+        </w:rPr>
+        <w:t xml:space="preserve">:</w:t>
+      </w:r>
+    </w:p>
+    <w:p>
+      <w:pPr>
+        <w:pStyle w:val="ListParagraph"/>
+        <w:numPr>
+          <w:ilvl w:val="0"/>
+          <w:numId w:val="1"/>
+        </w:numPr>
+        <w:spacing w:after="40" w:before="40"/>
+      </w:pPr>
+      <w:r>
+        <w:rPr>
+          <w:rFonts w:ascii="Segoe UI" w:cs="Segoe UI" w:eastAsia="Segoe UI" w:hAnsi="Segoe UI"/>
+          <w:b w:val="false"/>
+          <w:bCs w:val="false"/>
+          <w:i w:val="false"/>
+          <w:iCs w:val="false"/>
+          <w:color w:val="2D3748"/>
+          <w:sz w:val="22"/>
+          <w:szCs w:val="22"/>
+        </w:rPr>
+        <w:t xml:space="preserve">Kỳ công sẽ chuyển sang trạng thái đóng băng an toàn (Chỉ đọc).</w:t>
+      </w:r>
+    </w:p>
+    <w:p>
+      <w:pPr>
+        <w:pStyle w:val="ListParagraph"/>
+        <w:numPr>
+          <w:ilvl w:val="0"/>
+          <w:numId w:val="1"/>
+        </w:numPr>
+        <w:spacing w:after="40" w:before="40"/>
+      </w:pPr>
+      <w:r>
+        <w:rPr>
+          <w:rFonts w:ascii="Segoe UI" w:cs="Segoe UI" w:eastAsia="Segoe UI" w:hAnsi="Segoe UI"/>
+          <w:b w:val="false"/>
+          <w:bCs w:val="false"/>
+          <w:i w:val="false"/>
+          <w:iCs w:val="false"/>
+          <w:color w:val="2D3748"/>
+          <w:sz w:val="22"/>
+          <w:szCs w:val="22"/>
+        </w:rPr>
+        <w:t xml:space="preserve">Ngăn ngừa việc sửa nhầm số liệu sau khi đã gửi sang kế toán tính lương.</w:t>
+      </w:r>
+    </w:p>
+    <w:p>
+      <w:pPr>
+        <w:spacing w:after="60" w:before="60" w:line="276"/>
+      </w:pPr>
+      <w:r>
+        <w:rPr>
+          <w:rFonts w:ascii="Segoe UI" w:cs="Segoe UI" w:eastAsia="Segoe UI" w:hAnsi="Segoe UI"/>
+          <w:b w:val="false"/>
+          <w:bCs w:val="false"/>
+          <w:i w:val="false"/>
+          <w:iCs w:val="false"/>
+          <w:color w:val="2D3748"/>
+          <w:sz w:val="22"/>
+          <w:szCs w:val="22"/>
+        </w:rPr>
+        <w:t xml:space="preserve">---</w:t>
+      </w:r>
+    </w:p>
+    <w:p>
+      <w:pPr>
+        <w:pStyle w:val="Heading1"/>
+        <w:spacing w:after="200" w:before="400"/>
+      </w:pPr>
+      <w:r>
+        <w:rPr>
+          <w:rFonts w:ascii="Segoe UI" w:cs="Segoe UI" w:eastAsia="Segoe UI" w:hAnsi="Segoe UI"/>
+          <w:b/>
+          <w:bCs/>
+          <w:color w:val="1E293B"/>
+          <w:sz w:val="34"/>
+          <w:szCs w:val="34"/>
         </w:rPr>
         <w:t xml:space="preserve">8. NHỮNG ĐIỂM NHÂN SỰ CẦN ĐẶC BIỆT LƯU Ý KHI VẬN HÀNH</w:t>
       </w:r>
